--- a/task2/Отчёт.docx
+++ b/task2/Отчёт.docx
@@ -408,7 +408,10 @@
               </w:sdtContent>
             </w:sdt>
             <w:r>
-              <w:t xml:space="preserve"> № </w:t>
+              <w:t xml:space="preserve"> </w:t>
+            </w:r>
+            <w:r>
+              <w:t xml:space="preserve">№ </w:t>
             </w:r>
             <w:sdt>
               <w:sdtPr>
@@ -432,7 +435,7 @@
               <w:sdtEndPr/>
               <w:sdtContent>
                 <w:r>
-                  <w:t>1</w:t>
+                  <w:t>2</w:t>
                 </w:r>
               </w:sdtContent>
             </w:sdt>
@@ -566,9 +569,6 @@
           <w:sdt>
             <w:sdtPr>
               <w:rPr>
-                <w:rFonts w:ascii="Calibri Light" w:hAnsi="Calibri Light" w:cs="Arial"/>
-                <w:b/>
-                <w:smallCaps/>
                 <w:sz w:val="32"/>
               </w:rPr>
               <w:alias w:val="Тема работы"/>
@@ -582,34 +582,10 @@
             <w:sdtContent>
               <w:p>
                 <w:pPr>
-                  <w:pStyle w:val="3"/>
-                  <w:ind w:left="567" w:right="561"/>
-                  <w:jc w:val="center"/>
-                  <w:outlineLvl w:val="2"/>
-                  <w:rPr>
-                    <w:b/>
-                  </w:rPr>
+                  <w:pStyle w:val="21"/>
                 </w:pPr>
                 <w:r>
-                  <w:rPr>
-                    <w:rFonts w:ascii="Calibri Light" w:hAnsi="Calibri Light" w:cs="Arial"/>
-                    <w:b/>
-                    <w:smallCaps/>
-                    <w:sz w:val="40"/>
-                    <w:szCs w:val="40"/>
-                  </w:rPr>
-                  <w:t xml:space="preserve">Командный интерфейс </w:t>
-                </w:r>
-                <w:r>
-                  <w:rPr>
-                    <w:rFonts w:ascii="Calibri Light" w:hAnsi="Calibri Light" w:cs="Arial"/>
-                    <w:b/>
-                    <w:smallCaps/>
-                    <w:sz w:val="40"/>
-                    <w:szCs w:val="40"/>
-                    <w:lang w:val="en-US"/>
-                  </w:rPr>
-                  <w:t>Linux</w:t>
+                  <w:t>Командный интерфейс Linux</w:t>
                 </w:r>
               </w:p>
             </w:sdtContent>
@@ -1482,7 +1458,7 @@
             <v:path o:extrusionok="f" gradientshapeok="t" o:connecttype="rect"/>
             <o:lock v:ext="edit" aspectratio="t"/>
           </v:shapetype>
-          <v:shape id="_x0000_i1036" type="#_x0000_t75" style="width:467.05pt;height:298pt">
+          <v:shape id="_x0000_i1025" type="#_x0000_t75" style="width:419.9pt;height:263.25pt">
             <v:imagedata r:id="rId9" o:title="t1"/>
           </v:shape>
         </w:pict>
@@ -1498,6 +1474,29 @@
         <w:pStyle w:val="a5"/>
       </w:pPr>
       <w:r>
+        <w:t xml:space="preserve">Ниже представлены три способа создания сценария. </w:t>
+      </w:r>
+      <w:r>
+        <w:t>П</w:t>
+      </w:r>
+      <w:r>
+        <w:t xml:space="preserve">еречисленные </w:t>
+      </w:r>
+      <w:r>
+        <w:t>способы</w:t>
+      </w:r>
+      <w:r>
+        <w:t xml:space="preserve"> гарантируют запись переданных строк в сценарий.</w:t>
+      </w:r>
+      <w:r>
+        <w:t xml:space="preserve"> После записи строк в файл представлен вывод полученного файла.</w:t>
+      </w:r>
+    </w:p>
+    <w:p>
+      <w:pPr>
+        <w:pStyle w:val="a5"/>
+      </w:pPr>
+      <w:r>
         <w:t xml:space="preserve">Первый способ основан на команде </w:t>
       </w:r>
       <w:r>
@@ -1515,7 +1514,7 @@
     <w:p>
       <w:r>
         <w:pict>
-          <v:shape id="_x0000_i1041" type="#_x0000_t75" style="width:467.05pt;height:41.95pt">
+          <v:shape id="_x0000_i1026" type="#_x0000_t75" style="width:425.65pt;height:40.3pt">
             <v:imagedata r:id="rId10" o:title="t1_1"/>
           </v:shape>
         </w:pict>
@@ -1557,7 +1556,7 @@
     <w:p>
       <w:r>
         <w:pict>
-          <v:shape id="_x0000_i1042" type="#_x0000_t75" style="width:467.05pt;height:60.75pt">
+          <v:shape id="_x0000_i1027" type="#_x0000_t75" style="width:425.65pt;height:53.55pt">
             <v:imagedata r:id="rId11" o:title="t1_2"/>
           </v:shape>
         </w:pict>
@@ -1641,7 +1640,7 @@
     <w:p>
       <w:r>
         <w:pict>
-          <v:shape id="_x0000_i1043" type="#_x0000_t75" style="width:467.05pt;height:18.15pt">
+          <v:shape id="_x0000_i1028" type="#_x0000_t75" style="width:425.65pt;height:17.85pt">
             <v:imagedata r:id="rId12" o:title="t1_3_1"/>
           </v:shape>
         </w:pict>
@@ -1650,7 +1649,7 @@
     <w:p>
       <w:r>
         <w:pict>
-          <v:shape id="_x0000_i1044" type="#_x0000_t75" style="width:467.05pt;height:34.45pt">
+          <v:shape id="_x0000_i1029" type="#_x0000_t75" style="width:425.65pt;height:35.15pt">
             <v:imagedata r:id="rId13" o:title="t1_3_2"/>
           </v:shape>
         </w:pict>
@@ -1678,12 +1677,7 @@
       </w:r>
       <w:proofErr w:type="gramStart"/>
       <w:r>
-        <w:t>напечатат</w:t>
-      </w:r>
-      <w:bookmarkStart w:id="1" w:name="_GoBack"/>
-      <w:bookmarkEnd w:id="1"/>
-      <w:r>
-        <w:t xml:space="preserve">ь </w:t>
+        <w:t xml:space="preserve">напечатать </w:t>
       </w:r>
       <w:r>
         <w:t>!</w:t>
@@ -1704,7 +1698,13 @@
         <w:t xml:space="preserve"> </w:t>
       </w:r>
       <w:r>
-        <w:t>что есть «выйти с сохранением».</w:t>
+        <w:t xml:space="preserve">что </w:t>
+      </w:r>
+      <w:r>
+        <w:t>означает</w:t>
+      </w:r>
+      <w:r>
+        <w:t xml:space="preserve"> «выйти с сохранением».</w:t>
       </w:r>
     </w:p>
     <w:p>
@@ -1718,7 +1718,7 @@
     <w:p>
       <w:r>
         <w:pict>
-          <v:shape id="_x0000_i1045" type="#_x0000_t75" style="width:467.05pt;height:41.95pt">
+          <v:shape id="_x0000_i1030" type="#_x0000_t75" style="width:425.65pt;height:40.9pt">
             <v:imagedata r:id="rId14" o:title="t1_3_3"/>
           </v:shape>
         </w:pict>
@@ -1733,52 +1733,5468 @@
       <w:pPr>
         <w:pStyle w:val="a5"/>
         <w:rPr>
-          <w:szCs w:val="28"/>
-        </w:rPr>
-      </w:pPr>
-      <w:r>
-        <w:rPr>
-          <w:szCs w:val="28"/>
-        </w:rPr>
-        <w:t>Разработать сценарий в соответствии с вариантом задания, определяемым по номеру бригады</w:t>
-      </w:r>
-      <w:r>
-        <w:rPr>
-          <w:szCs w:val="28"/>
-        </w:rPr>
-        <w:t xml:space="preserve"> в таблице 2</w:t>
-      </w:r>
-      <w:r>
-        <w:rPr>
-          <w:szCs w:val="28"/>
+          <w:shd w:val="clear" w:color="auto" w:fill="FFFFFF"/>
+        </w:rPr>
+      </w:pPr>
+      <w:r>
+        <w:t>Разработать сценарий</w:t>
+      </w:r>
+      <w:r>
+        <w:rPr>
+          <w:shd w:val="clear" w:color="auto" w:fill="FFFFFF"/>
+        </w:rPr>
+        <w:t>, который генерирует 100 файлов с именами 1.txt …. 100.txt, в каждый файл записывает подряд 100 чисел N, где N = порядковый номер файла. Затем скрипт должен соединить в один файл все файлы с четными номерами (even.txt) и в другой файл – все файлы с нечетными номерами (odd.txt).</w:t>
+      </w:r>
+    </w:p>
+    <w:p>
+      <w:pPr>
+        <w:pStyle w:val="a5"/>
+      </w:pPr>
+      <w:r>
+        <w:t>Действия оформить в меню: генерация четных файлов, генерация нечетных файлов, объединение файлов, вывод содержимого объединенных файлов.</w:t>
+      </w:r>
+    </w:p>
+    <w:p>
+      <w:pPr>
+        <w:pStyle w:val="a5"/>
+      </w:pPr>
+      <w:r>
+        <w:t>Исходный текст сценария:</w:t>
+      </w:r>
+    </w:p>
+    <w:p>
+      <w:pPr>
+        <w:pStyle w:val="3"/>
+        <w:rPr>
+          <w:lang w:val="ru-RU"/>
+        </w:rPr>
+      </w:pPr>
+      <w:r>
+        <w:t>main</w:t>
+      </w:r>
+      <w:r>
+        <w:rPr>
+          <w:lang w:val="ru-RU"/>
         </w:rPr>
         <w:t>.</w:t>
       </w:r>
+      <w:proofErr w:type="spellStart"/>
+      <w:r>
+        <w:t>sh</w:t>
+      </w:r>
+      <w:proofErr w:type="spellEnd"/>
+    </w:p>
+    <w:p>
+      <w:pPr>
+        <w:pStyle w:val="a8"/>
+      </w:pPr>
+      <w:proofErr w:type="gramStart"/>
+      <w:r>
+        <w:t>#!/</w:t>
+      </w:r>
+      <w:proofErr w:type="spellStart"/>
+      <w:proofErr w:type="gramEnd"/>
+      <w:r>
+        <w:t>bin</w:t>
+      </w:r>
+      <w:proofErr w:type="spellEnd"/>
+      <w:r>
+        <w:t>/</w:t>
+      </w:r>
+      <w:proofErr w:type="spellStart"/>
+      <w:r>
+        <w:t>bash</w:t>
+      </w:r>
+      <w:proofErr w:type="spellEnd"/>
+    </w:p>
+    <w:p>
+      <w:pPr>
+        <w:pStyle w:val="a8"/>
+      </w:pPr>
+      <w:r>
+        <w:t># main.sh: Основной сценарий с меню для вызова дочерних сценариев.</w:t>
+      </w:r>
+    </w:p>
+    <w:p>
+      <w:pPr>
+        <w:pStyle w:val="a8"/>
+      </w:pPr>
+      <w:r>
+        <w:t># При запуске сценария необходимо передать параметры:</w:t>
+      </w:r>
+      <w:r>
+        <w:t xml:space="preserve"> номер группы</w:t>
+      </w:r>
+      <w:r>
+        <w:t xml:space="preserve"> </w:t>
+      </w:r>
+      <w:r>
+        <w:t>и номер бригады</w:t>
+      </w:r>
+      <w:r>
+        <w:t>.</w:t>
+      </w:r>
+    </w:p>
+    <w:p>
+      <w:pPr>
+        <w:pStyle w:val="a8"/>
+      </w:pPr>
+      <w:r>
+        <w:t>#</w:t>
+      </w:r>
+    </w:p>
+    <w:p>
+      <w:pPr>
+        <w:pStyle w:val="a8"/>
+      </w:pPr>
+      <w:r>
+        <w:t># Пример использования:</w:t>
+      </w:r>
+    </w:p>
+    <w:p>
+      <w:pPr>
+        <w:pStyle w:val="a8"/>
+      </w:pPr>
+      <w:r>
+        <w:t>#   ./main.sh 32 11</w:t>
+      </w:r>
+    </w:p>
+    <w:p>
+      <w:pPr>
+        <w:pStyle w:val="a8"/>
+      </w:pPr>
+    </w:p>
+    <w:p>
+      <w:pPr>
+        <w:pStyle w:val="a8"/>
+      </w:pPr>
+      <w:r>
+        <w:t># Проверка наличия обязательных параметров</w:t>
+      </w:r>
+    </w:p>
+    <w:p>
+      <w:pPr>
+        <w:pStyle w:val="a8"/>
+      </w:pPr>
+      <w:proofErr w:type="spellStart"/>
+      <w:r>
+        <w:t>if</w:t>
+      </w:r>
+      <w:proofErr w:type="spellEnd"/>
+      <w:r>
+        <w:t xml:space="preserve"> </w:t>
+      </w:r>
+      <w:proofErr w:type="gramStart"/>
+      <w:r>
+        <w:t>[ $</w:t>
+      </w:r>
+      <w:proofErr w:type="gramEnd"/>
+      <w:r>
+        <w:t># -</w:t>
+      </w:r>
+      <w:proofErr w:type="spellStart"/>
+      <w:r>
+        <w:t>lt</w:t>
+      </w:r>
+      <w:proofErr w:type="spellEnd"/>
+      <w:r>
+        <w:t xml:space="preserve"> 2 ]; </w:t>
+      </w:r>
+      <w:proofErr w:type="spellStart"/>
+      <w:r>
+        <w:t>then</w:t>
+      </w:r>
+      <w:proofErr w:type="spellEnd"/>
+    </w:p>
+    <w:p>
+      <w:pPr>
+        <w:pStyle w:val="a8"/>
+      </w:pPr>
+      <w:r>
+        <w:t xml:space="preserve">  </w:t>
+      </w:r>
+      <w:proofErr w:type="spellStart"/>
+      <w:r>
+        <w:t>echo</w:t>
+      </w:r>
+      <w:proofErr w:type="spellEnd"/>
+      <w:r>
+        <w:t xml:space="preserve"> "Ошибка: Необходимо передать номер группы и номер бригады."</w:t>
+      </w:r>
+    </w:p>
+    <w:p>
+      <w:pPr>
+        <w:pStyle w:val="a8"/>
+      </w:pPr>
+      <w:r>
+        <w:t xml:space="preserve">  </w:t>
+      </w:r>
+      <w:proofErr w:type="spellStart"/>
+      <w:r>
+        <w:t>echo</w:t>
+      </w:r>
+      <w:proofErr w:type="spellEnd"/>
+      <w:r>
+        <w:t xml:space="preserve"> "Использование: $0</w:t>
+      </w:r>
+      <w:r>
+        <w:t xml:space="preserve"> &lt;</w:t>
+      </w:r>
+      <w:proofErr w:type="spellStart"/>
+      <w:r>
+        <w:t>номер_группы</w:t>
+      </w:r>
+      <w:proofErr w:type="spellEnd"/>
+      <w:r>
+        <w:t>&gt; &lt;</w:t>
+      </w:r>
+      <w:proofErr w:type="spellStart"/>
+      <w:r>
+        <w:t>номер_бригады</w:t>
+      </w:r>
+      <w:proofErr w:type="spellEnd"/>
+      <w:r>
+        <w:t>&gt;</w:t>
+      </w:r>
+      <w:r>
+        <w:t>"</w:t>
+      </w:r>
+    </w:p>
+    <w:p>
+      <w:pPr>
+        <w:pStyle w:val="a8"/>
+      </w:pPr>
+      <w:r>
+        <w:t xml:space="preserve">  </w:t>
+      </w:r>
+      <w:proofErr w:type="spellStart"/>
+      <w:r>
+        <w:t>exit</w:t>
+      </w:r>
+      <w:proofErr w:type="spellEnd"/>
+      <w:r>
+        <w:t xml:space="preserve"> 1</w:t>
+      </w:r>
+    </w:p>
+    <w:p>
+      <w:pPr>
+        <w:pStyle w:val="a8"/>
+      </w:pPr>
+      <w:proofErr w:type="spellStart"/>
+      <w:r>
+        <w:t>fi</w:t>
+      </w:r>
+      <w:proofErr w:type="spellEnd"/>
+    </w:p>
+    <w:p>
+      <w:pPr>
+        <w:pStyle w:val="a8"/>
+      </w:pPr>
+    </w:p>
+    <w:p>
+      <w:pPr>
+        <w:pStyle w:val="a8"/>
+      </w:pPr>
+      <w:r>
+        <w:t># Присваиваем параметры переменным</w:t>
+      </w:r>
+    </w:p>
+    <w:p>
+      <w:pPr>
+        <w:pStyle w:val="a8"/>
+      </w:pPr>
+      <w:r>
+        <w:t>GROUP="$1"</w:t>
+      </w:r>
+    </w:p>
+    <w:p>
+      <w:pPr>
+        <w:pStyle w:val="a8"/>
+      </w:pPr>
+      <w:r>
+        <w:t>BRIGADE="$2"</w:t>
+      </w:r>
+    </w:p>
+    <w:p>
+      <w:pPr>
+        <w:pStyle w:val="a8"/>
+      </w:pPr>
+    </w:p>
+    <w:p>
+      <w:pPr>
+        <w:pStyle w:val="a8"/>
+      </w:pPr>
+      <w:r>
+        <w:t># Вывод текущей даты и полученных параметров</w:t>
+      </w:r>
+    </w:p>
+    <w:p>
+      <w:pPr>
+        <w:pStyle w:val="a8"/>
+      </w:pPr>
+      <w:proofErr w:type="spellStart"/>
+      <w:r>
+        <w:t>echo</w:t>
+      </w:r>
+      <w:proofErr w:type="spellEnd"/>
+      <w:r>
+        <w:t xml:space="preserve"> "Текущая дата: $(</w:t>
+      </w:r>
+      <w:proofErr w:type="spellStart"/>
+      <w:r>
+        <w:t>date</w:t>
+      </w:r>
+      <w:proofErr w:type="spellEnd"/>
+      <w:r>
+        <w:t>)"</w:t>
+      </w:r>
+    </w:p>
+    <w:p>
+      <w:pPr>
+        <w:pStyle w:val="a8"/>
+      </w:pPr>
+      <w:proofErr w:type="spellStart"/>
+      <w:r>
+        <w:t>echo</w:t>
+      </w:r>
+      <w:proofErr w:type="spellEnd"/>
+      <w:r>
+        <w:t xml:space="preserve"> "Номер группы: $GROUP"</w:t>
+      </w:r>
+    </w:p>
+    <w:p>
+      <w:pPr>
+        <w:pStyle w:val="a8"/>
+      </w:pPr>
+      <w:proofErr w:type="spellStart"/>
+      <w:r>
+        <w:t>echo</w:t>
+      </w:r>
+      <w:proofErr w:type="spellEnd"/>
+      <w:r>
+        <w:t xml:space="preserve"> "Номер бригады: $BRIGADE"</w:t>
+      </w:r>
+    </w:p>
+    <w:p>
+      <w:pPr>
+        <w:pStyle w:val="a8"/>
+      </w:pPr>
+      <w:r>
+        <w:lastRenderedPageBreak/>
+        <w:t># Основное меню</w:t>
+      </w:r>
+    </w:p>
+    <w:p>
+      <w:pPr>
+        <w:pStyle w:val="a8"/>
+        <w:rPr>
+          <w:lang w:val="en-US"/>
+        </w:rPr>
+      </w:pPr>
+      <w:proofErr w:type="gramStart"/>
+      <w:r>
+        <w:rPr>
+          <w:lang w:val="en-US"/>
+        </w:rPr>
+        <w:t>while</w:t>
+      </w:r>
+      <w:proofErr w:type="gramEnd"/>
+      <w:r>
+        <w:rPr>
+          <w:lang w:val="en-US"/>
+        </w:rPr>
+        <w:t xml:space="preserve"> true; do</w:t>
+      </w:r>
+    </w:p>
+    <w:p>
+      <w:pPr>
+        <w:pStyle w:val="a8"/>
+        <w:rPr>
+          <w:lang w:val="en-US"/>
+        </w:rPr>
+      </w:pPr>
+      <w:r>
+        <w:rPr>
+          <w:lang w:val="en-US"/>
+        </w:rPr>
+        <w:t xml:space="preserve">  </w:t>
+      </w:r>
+      <w:proofErr w:type="gramStart"/>
+      <w:r>
+        <w:rPr>
+          <w:lang w:val="en-US"/>
+        </w:rPr>
+        <w:t>echo</w:t>
+      </w:r>
+      <w:proofErr w:type="gramEnd"/>
+      <w:r>
+        <w:rPr>
+          <w:lang w:val="en-US"/>
+        </w:rPr>
+        <w:t xml:space="preserve"> "-------------------------------------"</w:t>
+      </w:r>
+    </w:p>
+    <w:p>
+      <w:pPr>
+        <w:pStyle w:val="a8"/>
+        <w:rPr>
+          <w:lang w:val="en-US"/>
+        </w:rPr>
+      </w:pPr>
+      <w:r>
+        <w:rPr>
+          <w:lang w:val="en-US"/>
+        </w:rPr>
+        <w:t xml:space="preserve">  </w:t>
+      </w:r>
+      <w:proofErr w:type="gramStart"/>
+      <w:r>
+        <w:rPr>
+          <w:lang w:val="en-US"/>
+        </w:rPr>
+        <w:t>echo</w:t>
+      </w:r>
+      <w:proofErr w:type="gramEnd"/>
+      <w:r>
+        <w:rPr>
+          <w:lang w:val="en-US"/>
+        </w:rPr>
+        <w:t xml:space="preserve"> "</w:t>
+      </w:r>
+      <w:r>
+        <w:t>Меню</w:t>
+      </w:r>
+      <w:r>
+        <w:rPr>
+          <w:lang w:val="en-US"/>
+        </w:rPr>
+        <w:t>:"</w:t>
+      </w:r>
+    </w:p>
+    <w:p>
+      <w:pPr>
+        <w:pStyle w:val="a8"/>
+      </w:pPr>
+      <w:r>
+        <w:rPr>
+          <w:lang w:val="en-US"/>
+        </w:rPr>
+        <w:t xml:space="preserve">  </w:t>
+      </w:r>
+      <w:proofErr w:type="spellStart"/>
+      <w:r>
+        <w:t>echo</w:t>
+      </w:r>
+      <w:proofErr w:type="spellEnd"/>
+      <w:r>
+        <w:t xml:space="preserve"> "1. Генерация файлов с четными номерами"</w:t>
+      </w:r>
+    </w:p>
+    <w:p>
+      <w:pPr>
+        <w:pStyle w:val="a8"/>
+      </w:pPr>
+      <w:r>
+        <w:t xml:space="preserve">  </w:t>
+      </w:r>
+      <w:proofErr w:type="spellStart"/>
+      <w:r>
+        <w:t>echo</w:t>
+      </w:r>
+      <w:proofErr w:type="spellEnd"/>
+      <w:r>
+        <w:t xml:space="preserve"> "2. Генерация файлов с нечетными номерами"</w:t>
+      </w:r>
+    </w:p>
+    <w:p>
+      <w:pPr>
+        <w:pStyle w:val="a8"/>
+      </w:pPr>
+      <w:r>
+        <w:t xml:space="preserve">  </w:t>
+      </w:r>
+      <w:proofErr w:type="spellStart"/>
+      <w:r>
+        <w:t>echo</w:t>
+      </w:r>
+      <w:proofErr w:type="spellEnd"/>
+      <w:r>
+        <w:t xml:space="preserve"> "3. Объединение файлов в even.txt и odd.txt"</w:t>
+      </w:r>
+    </w:p>
+    <w:p>
+      <w:pPr>
+        <w:pStyle w:val="a8"/>
+      </w:pPr>
+      <w:r>
+        <w:t xml:space="preserve">  </w:t>
+      </w:r>
+      <w:proofErr w:type="spellStart"/>
+      <w:r>
+        <w:t>echo</w:t>
+      </w:r>
+      <w:proofErr w:type="spellEnd"/>
+      <w:r>
+        <w:t xml:space="preserve"> "4. Вывод содержимого объединенных файлов"</w:t>
+      </w:r>
+    </w:p>
+    <w:p>
+      <w:pPr>
+        <w:pStyle w:val="a8"/>
+      </w:pPr>
+      <w:r>
+        <w:t xml:space="preserve">  </w:t>
+      </w:r>
+      <w:proofErr w:type="spellStart"/>
+      <w:r>
+        <w:t>echo</w:t>
+      </w:r>
+      <w:proofErr w:type="spellEnd"/>
+      <w:r>
+        <w:t xml:space="preserve"> "5. Выход"</w:t>
+      </w:r>
+    </w:p>
+    <w:p>
+      <w:pPr>
+        <w:pStyle w:val="a8"/>
+        <w:rPr>
+          <w:lang w:val="en-US"/>
+        </w:rPr>
+      </w:pPr>
+      <w:r>
+        <w:t xml:space="preserve">  </w:t>
+      </w:r>
+      <w:proofErr w:type="spellStart"/>
+      <w:r>
+        <w:t>echo</w:t>
+      </w:r>
+      <w:proofErr w:type="spellEnd"/>
+      <w:r>
+        <w:t xml:space="preserve"> "Выберите пункт меню </w:t>
+      </w:r>
+      <w:r>
+        <w:rPr>
+          <w:lang w:val="en-US"/>
+        </w:rPr>
+        <w:t>(1-5):"</w:t>
+      </w:r>
+    </w:p>
+    <w:p>
+      <w:pPr>
+        <w:pStyle w:val="a8"/>
+        <w:rPr>
+          <w:lang w:val="en-US"/>
+        </w:rPr>
+      </w:pPr>
+      <w:r>
+        <w:rPr>
+          <w:lang w:val="en-US"/>
+        </w:rPr>
+        <w:t xml:space="preserve">  </w:t>
+      </w:r>
+      <w:proofErr w:type="gramStart"/>
+      <w:r>
+        <w:rPr>
+          <w:lang w:val="en-US"/>
+        </w:rPr>
+        <w:t>read</w:t>
+      </w:r>
+      <w:proofErr w:type="gramEnd"/>
+      <w:r>
+        <w:rPr>
+          <w:lang w:val="en-US"/>
+        </w:rPr>
+        <w:t xml:space="preserve"> choice</w:t>
+      </w:r>
+    </w:p>
+    <w:p>
+      <w:pPr>
+        <w:pStyle w:val="a8"/>
+        <w:rPr>
+          <w:lang w:val="en-US"/>
+        </w:rPr>
+      </w:pPr>
+    </w:p>
+    <w:p>
+      <w:pPr>
+        <w:pStyle w:val="a8"/>
+        <w:rPr>
+          <w:lang w:val="en-US"/>
+        </w:rPr>
+      </w:pPr>
+      <w:r>
+        <w:rPr>
+          <w:lang w:val="en-US"/>
+        </w:rPr>
+        <w:t xml:space="preserve">  </w:t>
+      </w:r>
+      <w:proofErr w:type="gramStart"/>
+      <w:r>
+        <w:rPr>
+          <w:lang w:val="en-US"/>
+        </w:rPr>
+        <w:t>case</w:t>
+      </w:r>
+      <w:proofErr w:type="gramEnd"/>
+      <w:r>
+        <w:rPr>
+          <w:lang w:val="en-US"/>
+        </w:rPr>
+        <w:t xml:space="preserve"> $choice in</w:t>
+      </w:r>
+    </w:p>
+    <w:p>
+      <w:pPr>
+        <w:pStyle w:val="a8"/>
+        <w:rPr>
+          <w:lang w:val="en-US"/>
+        </w:rPr>
+      </w:pPr>
+      <w:r>
+        <w:rPr>
+          <w:lang w:val="en-US"/>
+        </w:rPr>
+        <w:t>    1)</w:t>
+      </w:r>
+    </w:p>
+    <w:p>
+      <w:pPr>
+        <w:pStyle w:val="a8"/>
+      </w:pPr>
+      <w:r>
+        <w:rPr>
+          <w:lang w:val="en-US"/>
+        </w:rPr>
+        <w:t xml:space="preserve">      </w:t>
+      </w:r>
+      <w:r>
+        <w:t># Вызов дочернего сценария для генерации четных файлов</w:t>
+      </w:r>
+    </w:p>
+    <w:p>
+      <w:pPr>
+        <w:pStyle w:val="a8"/>
+      </w:pPr>
+      <w:r>
+        <w:t xml:space="preserve">      </w:t>
+      </w:r>
+      <w:proofErr w:type="spellStart"/>
+      <w:r>
+        <w:t>bash</w:t>
+      </w:r>
+      <w:proofErr w:type="spellEnd"/>
+      <w:r>
+        <w:t xml:space="preserve"> ./gen_even.sh</w:t>
+      </w:r>
+    </w:p>
+    <w:p>
+      <w:pPr>
+        <w:pStyle w:val="a8"/>
+      </w:pPr>
+      <w:r>
+        <w:t>      ;;</w:t>
+      </w:r>
+    </w:p>
+    <w:p>
+      <w:pPr>
+        <w:pStyle w:val="a8"/>
+      </w:pPr>
+      <w:r>
+        <w:t>    2)</w:t>
+      </w:r>
+    </w:p>
+    <w:p>
+      <w:pPr>
+        <w:pStyle w:val="a8"/>
+      </w:pPr>
+      <w:r>
+        <w:t>      # Вызов дочернего сценария для генерации нечетных файлов</w:t>
+      </w:r>
+    </w:p>
+    <w:p>
+      <w:pPr>
+        <w:pStyle w:val="a8"/>
+      </w:pPr>
+      <w:r>
+        <w:t xml:space="preserve">      </w:t>
+      </w:r>
+      <w:proofErr w:type="spellStart"/>
+      <w:r>
+        <w:t>bash</w:t>
+      </w:r>
+      <w:proofErr w:type="spellEnd"/>
+      <w:r>
+        <w:t xml:space="preserve"> ./gen_odd.sh</w:t>
+      </w:r>
+    </w:p>
+    <w:p>
+      <w:pPr>
+        <w:pStyle w:val="a8"/>
+      </w:pPr>
+      <w:r>
+        <w:t>      ;;</w:t>
+      </w:r>
+    </w:p>
+    <w:p>
+      <w:pPr>
+        <w:pStyle w:val="a8"/>
+      </w:pPr>
+      <w:r>
+        <w:t>    3)</w:t>
+      </w:r>
+    </w:p>
+    <w:p>
+      <w:pPr>
+        <w:pStyle w:val="a8"/>
+      </w:pPr>
+      <w:r>
+        <w:t>      # Вызов дочернего сценария для объединения файлов</w:t>
+      </w:r>
+    </w:p>
+    <w:p>
+      <w:pPr>
+        <w:pStyle w:val="a8"/>
+      </w:pPr>
+      <w:r>
+        <w:t xml:space="preserve">      </w:t>
+      </w:r>
+      <w:proofErr w:type="spellStart"/>
+      <w:r>
+        <w:t>bash</w:t>
+      </w:r>
+      <w:proofErr w:type="spellEnd"/>
+      <w:r>
+        <w:t xml:space="preserve"> ./merge_files.sh</w:t>
+      </w:r>
+    </w:p>
+    <w:p>
+      <w:pPr>
+        <w:pStyle w:val="a8"/>
+      </w:pPr>
+      <w:r>
+        <w:t>      ;;</w:t>
+      </w:r>
+    </w:p>
+    <w:p>
+      <w:pPr>
+        <w:pStyle w:val="a8"/>
+      </w:pPr>
+      <w:r>
+        <w:t>    4)</w:t>
+      </w:r>
+    </w:p>
+    <w:p>
+      <w:pPr>
+        <w:pStyle w:val="a8"/>
+      </w:pPr>
+      <w:r>
+        <w:t>      # Вызов дочернего сценария для вывода содержимого объединенных файлов</w:t>
+      </w:r>
+    </w:p>
+    <w:p>
+      <w:pPr>
+        <w:pStyle w:val="a8"/>
+      </w:pPr>
+      <w:r>
+        <w:t xml:space="preserve">      </w:t>
+      </w:r>
+      <w:proofErr w:type="spellStart"/>
+      <w:r>
+        <w:t>bash</w:t>
+      </w:r>
+      <w:proofErr w:type="spellEnd"/>
+      <w:r>
+        <w:t xml:space="preserve"> ./show_files.sh</w:t>
+      </w:r>
+    </w:p>
+    <w:p>
+      <w:pPr>
+        <w:pStyle w:val="a8"/>
+      </w:pPr>
+      <w:r>
+        <w:t>      ;;</w:t>
+      </w:r>
+    </w:p>
+    <w:p>
+      <w:pPr>
+        <w:pStyle w:val="a8"/>
+      </w:pPr>
+      <w:r>
+        <w:t>    5)</w:t>
+      </w:r>
+    </w:p>
+    <w:p>
+      <w:pPr>
+        <w:pStyle w:val="a8"/>
+      </w:pPr>
+      <w:r>
+        <w:t xml:space="preserve">      </w:t>
+      </w:r>
+      <w:proofErr w:type="spellStart"/>
+      <w:r>
+        <w:t>echo</w:t>
+      </w:r>
+      <w:proofErr w:type="spellEnd"/>
+      <w:r>
+        <w:t xml:space="preserve"> "Завершение работы программы."</w:t>
+      </w:r>
+    </w:p>
+    <w:p>
+      <w:pPr>
+        <w:pStyle w:val="a8"/>
+      </w:pPr>
+      <w:r>
+        <w:t xml:space="preserve">      </w:t>
+      </w:r>
+      <w:proofErr w:type="spellStart"/>
+      <w:r>
+        <w:t>exit</w:t>
+      </w:r>
+      <w:proofErr w:type="spellEnd"/>
+      <w:r>
+        <w:t xml:space="preserve"> 0</w:t>
+      </w:r>
+    </w:p>
+    <w:p>
+      <w:pPr>
+        <w:pStyle w:val="a8"/>
+      </w:pPr>
+      <w:r>
+        <w:t>      ;;</w:t>
+      </w:r>
+    </w:p>
+    <w:p>
+      <w:pPr>
+        <w:pStyle w:val="a8"/>
+      </w:pPr>
+      <w:r>
+        <w:t>    *)</w:t>
+      </w:r>
+    </w:p>
+    <w:p>
+      <w:pPr>
+        <w:pStyle w:val="a8"/>
+      </w:pPr>
+      <w:r>
+        <w:t xml:space="preserve">      </w:t>
+      </w:r>
+      <w:proofErr w:type="spellStart"/>
+      <w:r>
+        <w:t>echo</w:t>
+      </w:r>
+      <w:proofErr w:type="spellEnd"/>
+      <w:r>
+        <w:t xml:space="preserve"> "Неверный выбор. Пожалуйста, введите число от 1 до 5."</w:t>
+      </w:r>
+    </w:p>
+    <w:p>
+      <w:pPr>
+        <w:pStyle w:val="a8"/>
+        <w:rPr>
+          <w:lang w:val="en-US"/>
+        </w:rPr>
+      </w:pPr>
+      <w:r>
+        <w:t xml:space="preserve">      </w:t>
+      </w:r>
+      <w:r>
+        <w:rPr>
+          <w:lang w:val="en-US"/>
+        </w:rPr>
+        <w:t>;;</w:t>
+      </w:r>
+    </w:p>
+    <w:p>
+      <w:pPr>
+        <w:pStyle w:val="a8"/>
+        <w:rPr>
+          <w:lang w:val="en-US"/>
+        </w:rPr>
+      </w:pPr>
+      <w:r>
+        <w:rPr>
+          <w:lang w:val="en-US"/>
+        </w:rPr>
+        <w:t xml:space="preserve">  </w:t>
+      </w:r>
+      <w:proofErr w:type="spellStart"/>
+      <w:proofErr w:type="gramStart"/>
+      <w:r>
+        <w:rPr>
+          <w:lang w:val="en-US"/>
+        </w:rPr>
+        <w:t>esac</w:t>
+      </w:r>
+      <w:proofErr w:type="spellEnd"/>
+      <w:proofErr w:type="gramEnd"/>
+    </w:p>
+    <w:p>
+      <w:pPr>
+        <w:pStyle w:val="a8"/>
+        <w:rPr>
+          <w:lang w:val="en-US"/>
+        </w:rPr>
+      </w:pPr>
+      <w:proofErr w:type="gramStart"/>
+      <w:r>
+        <w:rPr>
+          <w:lang w:val="en-US"/>
+        </w:rPr>
+        <w:t>done</w:t>
+      </w:r>
+      <w:proofErr w:type="gramEnd"/>
+    </w:p>
+    <w:p>
+      <w:pPr>
+        <w:pStyle w:val="3"/>
+      </w:pPr>
+      <w:r>
+        <w:t>gen_even.sh</w:t>
+      </w:r>
+    </w:p>
+    <w:p>
+      <w:pPr>
+        <w:pStyle w:val="a8"/>
+        <w:rPr>
+          <w:lang w:val="en-US"/>
+        </w:rPr>
+      </w:pPr>
+      <w:proofErr w:type="gramStart"/>
+      <w:r>
+        <w:rPr>
+          <w:lang w:val="en-US"/>
+        </w:rPr>
+        <w:t>#!/</w:t>
+      </w:r>
+      <w:proofErr w:type="gramEnd"/>
+      <w:r>
+        <w:rPr>
+          <w:lang w:val="en-US"/>
+        </w:rPr>
+        <w:t>bin/bash</w:t>
+      </w:r>
+    </w:p>
+    <w:p>
+      <w:pPr>
+        <w:pStyle w:val="a8"/>
+      </w:pPr>
+      <w:r>
+        <w:t># gen_even.sh: Генерация файлов с четными номерами (2.txt, 4.txt, ..., 100.txt).</w:t>
+      </w:r>
+    </w:p>
+    <w:p>
+      <w:pPr>
+        <w:pStyle w:val="a8"/>
+      </w:pPr>
+      <w:r>
+        <w:lastRenderedPageBreak/>
+        <w:t># В каждом файле записывается 100 чисел, каждое число равно номеру файла.</w:t>
+      </w:r>
+    </w:p>
+    <w:p>
+      <w:pPr>
+        <w:pStyle w:val="a8"/>
+      </w:pPr>
+      <w:r>
+        <w:t># Скрипт также проверяет наличие файла и сообщает о перезаписи.</w:t>
+      </w:r>
+    </w:p>
+    <w:p>
+      <w:pPr>
+        <w:pStyle w:val="a8"/>
+      </w:pPr>
+    </w:p>
+    <w:p>
+      <w:pPr>
+        <w:pStyle w:val="a8"/>
+      </w:pPr>
+      <w:proofErr w:type="spellStart"/>
+      <w:r>
+        <w:t>echo</w:t>
+      </w:r>
+      <w:proofErr w:type="spellEnd"/>
+      <w:r>
+        <w:t xml:space="preserve"> "Начало генерации файлов с четными номерами..."</w:t>
+      </w:r>
+    </w:p>
+    <w:p>
+      <w:pPr>
+        <w:pStyle w:val="a8"/>
+      </w:pPr>
+    </w:p>
+    <w:p>
+      <w:pPr>
+        <w:pStyle w:val="a8"/>
+      </w:pPr>
+      <w:r>
+        <w:t># Генерация файлов с четными номерами от 2 до 100</w:t>
+      </w:r>
+    </w:p>
+    <w:p>
+      <w:pPr>
+        <w:pStyle w:val="a8"/>
+        <w:rPr>
+          <w:lang w:val="en-US"/>
+        </w:rPr>
+      </w:pPr>
+      <w:proofErr w:type="gramStart"/>
+      <w:r>
+        <w:rPr>
+          <w:lang w:val="en-US"/>
+        </w:rPr>
+        <w:t>for</w:t>
+      </w:r>
+      <w:proofErr w:type="gramEnd"/>
+      <w:r>
+        <w:rPr>
+          <w:lang w:val="en-US"/>
+        </w:rPr>
+        <w:t xml:space="preserve"> </w:t>
+      </w:r>
+      <w:proofErr w:type="spellStart"/>
+      <w:r>
+        <w:rPr>
+          <w:lang w:val="en-US"/>
+        </w:rPr>
+        <w:t>i</w:t>
+      </w:r>
+      <w:proofErr w:type="spellEnd"/>
+      <w:r>
+        <w:rPr>
+          <w:lang w:val="en-US"/>
+        </w:rPr>
+        <w:t xml:space="preserve"> in $(</w:t>
+      </w:r>
+      <w:proofErr w:type="spellStart"/>
+      <w:r>
+        <w:rPr>
+          <w:lang w:val="en-US"/>
+        </w:rPr>
+        <w:t>seq</w:t>
+      </w:r>
+      <w:proofErr w:type="spellEnd"/>
+      <w:r>
+        <w:rPr>
+          <w:lang w:val="en-US"/>
+        </w:rPr>
+        <w:t xml:space="preserve"> 2 2 100); do</w:t>
+      </w:r>
+    </w:p>
+    <w:p>
+      <w:pPr>
+        <w:pStyle w:val="a8"/>
+        <w:rPr>
+          <w:lang w:val="en-US"/>
+        </w:rPr>
+      </w:pPr>
+      <w:r>
+        <w:rPr>
+          <w:lang w:val="en-US"/>
+        </w:rPr>
+        <w:t xml:space="preserve">  </w:t>
+      </w:r>
+      <w:proofErr w:type="gramStart"/>
+      <w:r>
+        <w:rPr>
+          <w:lang w:val="en-US"/>
+        </w:rPr>
+        <w:t>filename</w:t>
+      </w:r>
+      <w:proofErr w:type="gramEnd"/>
+      <w:r>
+        <w:rPr>
+          <w:lang w:val="en-US"/>
+        </w:rPr>
+        <w:t>="${</w:t>
+      </w:r>
+      <w:proofErr w:type="spellStart"/>
+      <w:r>
+        <w:rPr>
+          <w:lang w:val="en-US"/>
+        </w:rPr>
+        <w:t>i</w:t>
+      </w:r>
+      <w:proofErr w:type="spellEnd"/>
+      <w:r>
+        <w:rPr>
+          <w:lang w:val="en-US"/>
+        </w:rPr>
+        <w:t>}.txt"</w:t>
+      </w:r>
+    </w:p>
+    <w:p>
+      <w:pPr>
+        <w:pStyle w:val="a8"/>
+        <w:rPr>
+          <w:lang w:val="en-US"/>
+        </w:rPr>
+      </w:pPr>
+      <w:r>
+        <w:rPr>
+          <w:lang w:val="en-US"/>
+        </w:rPr>
+        <w:t xml:space="preserve">  </w:t>
+      </w:r>
+    </w:p>
+    <w:p>
+      <w:pPr>
+        <w:pStyle w:val="a8"/>
+      </w:pPr>
+      <w:r>
+        <w:rPr>
+          <w:lang w:val="en-US"/>
+        </w:rPr>
+        <w:t xml:space="preserve">  </w:t>
+      </w:r>
+      <w:r>
+        <w:t># Если файл уже существует, выводим предупреждение о перезаписи</w:t>
+      </w:r>
+    </w:p>
+    <w:p>
+      <w:pPr>
+        <w:pStyle w:val="a8"/>
+        <w:rPr>
+          <w:lang w:val="en-US"/>
+        </w:rPr>
+      </w:pPr>
+      <w:r>
+        <w:t xml:space="preserve">  </w:t>
+      </w:r>
+      <w:proofErr w:type="gramStart"/>
+      <w:r>
+        <w:rPr>
+          <w:lang w:val="en-US"/>
+        </w:rPr>
+        <w:t>if</w:t>
+      </w:r>
+      <w:proofErr w:type="gramEnd"/>
+      <w:r>
+        <w:rPr>
+          <w:lang w:val="en-US"/>
+        </w:rPr>
+        <w:t xml:space="preserve"> [ -f "$filename" ]; then</w:t>
+      </w:r>
+    </w:p>
+    <w:p>
+      <w:pPr>
+        <w:pStyle w:val="a8"/>
+      </w:pPr>
+      <w:r>
+        <w:rPr>
+          <w:lang w:val="en-US"/>
+        </w:rPr>
+        <w:t xml:space="preserve">    </w:t>
+      </w:r>
+      <w:proofErr w:type="gramStart"/>
+      <w:r>
+        <w:rPr>
+          <w:lang w:val="en-US"/>
+        </w:rPr>
+        <w:t>echo</w:t>
+      </w:r>
+      <w:proofErr w:type="gramEnd"/>
+      <w:r>
+        <w:rPr>
+          <w:lang w:val="en-US"/>
+        </w:rPr>
+        <w:t xml:space="preserve"> "</w:t>
+      </w:r>
+      <w:r>
+        <w:t>Файл</w:t>
+      </w:r>
+      <w:r>
+        <w:rPr>
+          <w:lang w:val="en-US"/>
+        </w:rPr>
+        <w:t xml:space="preserve"> $filename </w:t>
+      </w:r>
+      <w:r>
+        <w:t>уже</w:t>
+      </w:r>
+      <w:r>
+        <w:rPr>
+          <w:lang w:val="en-US"/>
+        </w:rPr>
+        <w:t xml:space="preserve"> </w:t>
+      </w:r>
+      <w:r>
+        <w:t>существует</w:t>
+      </w:r>
+      <w:r>
+        <w:rPr>
+          <w:lang w:val="en-US"/>
+        </w:rPr>
+        <w:t xml:space="preserve">. </w:t>
+      </w:r>
+      <w:r>
+        <w:t>Он будет перезаписан."</w:t>
+      </w:r>
+    </w:p>
+    <w:p>
+      <w:pPr>
+        <w:pStyle w:val="a8"/>
+      </w:pPr>
+      <w:r>
+        <w:t xml:space="preserve">  </w:t>
+      </w:r>
+      <w:proofErr w:type="spellStart"/>
+      <w:r>
+        <w:t>fi</w:t>
+      </w:r>
+      <w:proofErr w:type="spellEnd"/>
+    </w:p>
+    <w:p>
+      <w:pPr>
+        <w:pStyle w:val="a8"/>
+      </w:pPr>
+      <w:r>
+        <w:t xml:space="preserve">  </w:t>
+      </w:r>
+    </w:p>
+    <w:p>
+      <w:pPr>
+        <w:pStyle w:val="a8"/>
+        <w:rPr>
+          <w:lang w:val="en-US"/>
+        </w:rPr>
+      </w:pPr>
+      <w:r>
+        <w:t xml:space="preserve">  # Формируем строку, содержащую </w:t>
+      </w:r>
+      <w:r>
+        <w:rPr>
+          <w:lang w:val="en-US"/>
+        </w:rPr>
+        <w:t xml:space="preserve">100 </w:t>
+      </w:r>
+      <w:r>
+        <w:t>чисел</w:t>
+      </w:r>
+      <w:r>
+        <w:rPr>
+          <w:lang w:val="en-US"/>
+        </w:rPr>
+        <w:t xml:space="preserve">, </w:t>
+      </w:r>
+      <w:r>
+        <w:t>равных</w:t>
+      </w:r>
+      <w:r>
+        <w:rPr>
+          <w:lang w:val="en-US"/>
+        </w:rPr>
+        <w:t xml:space="preserve"> </w:t>
+      </w:r>
+      <w:proofErr w:type="spellStart"/>
+      <w:r>
+        <w:rPr>
+          <w:lang w:val="en-US"/>
+        </w:rPr>
+        <w:t>i</w:t>
+      </w:r>
+      <w:proofErr w:type="spellEnd"/>
+    </w:p>
+    <w:p>
+      <w:pPr>
+        <w:pStyle w:val="a8"/>
+        <w:rPr>
+          <w:lang w:val="en-US"/>
+        </w:rPr>
+      </w:pPr>
+      <w:r>
+        <w:rPr>
+          <w:lang w:val="en-US"/>
+        </w:rPr>
+        <w:t>  line=""</w:t>
+      </w:r>
+    </w:p>
+    <w:p>
+      <w:pPr>
+        <w:pStyle w:val="a8"/>
+        <w:rPr>
+          <w:lang w:val="en-US"/>
+        </w:rPr>
+      </w:pPr>
+      <w:r>
+        <w:rPr>
+          <w:lang w:val="en-US"/>
+        </w:rPr>
+        <w:t xml:space="preserve">  </w:t>
+      </w:r>
+      <w:proofErr w:type="gramStart"/>
+      <w:r>
+        <w:rPr>
+          <w:lang w:val="en-US"/>
+        </w:rPr>
+        <w:t>for</w:t>
+      </w:r>
+      <w:proofErr w:type="gramEnd"/>
+      <w:r>
+        <w:rPr>
+          <w:lang w:val="en-US"/>
+        </w:rPr>
+        <w:t xml:space="preserve"> j in $(</w:t>
+      </w:r>
+      <w:proofErr w:type="spellStart"/>
+      <w:r>
+        <w:rPr>
+          <w:lang w:val="en-US"/>
+        </w:rPr>
+        <w:t>seq</w:t>
+      </w:r>
+      <w:proofErr w:type="spellEnd"/>
+      <w:r>
+        <w:rPr>
+          <w:lang w:val="en-US"/>
+        </w:rPr>
+        <w:t xml:space="preserve"> 1 100); do</w:t>
+      </w:r>
+    </w:p>
+    <w:p>
+      <w:pPr>
+        <w:pStyle w:val="a8"/>
+        <w:rPr>
+          <w:lang w:val="en-US"/>
+        </w:rPr>
+      </w:pPr>
+      <w:r>
+        <w:rPr>
+          <w:lang w:val="en-US"/>
+        </w:rPr>
+        <w:t xml:space="preserve">    </w:t>
+      </w:r>
+      <w:proofErr w:type="gramStart"/>
+      <w:r>
+        <w:rPr>
+          <w:lang w:val="en-US"/>
+        </w:rPr>
+        <w:t>line</w:t>
+      </w:r>
+      <w:proofErr w:type="gramEnd"/>
+      <w:r>
+        <w:rPr>
+          <w:lang w:val="en-US"/>
+        </w:rPr>
+        <w:t>+="$</w:t>
+      </w:r>
+      <w:proofErr w:type="spellStart"/>
+      <w:r>
+        <w:rPr>
+          <w:lang w:val="en-US"/>
+        </w:rPr>
+        <w:t>i</w:t>
+      </w:r>
+      <w:proofErr w:type="spellEnd"/>
+      <w:r>
+        <w:rPr>
+          <w:lang w:val="en-US"/>
+        </w:rPr>
+        <w:t xml:space="preserve"> "  # </w:t>
+      </w:r>
+      <w:r>
+        <w:t>добавляем</w:t>
+      </w:r>
+      <w:r>
+        <w:rPr>
+          <w:lang w:val="en-US"/>
+        </w:rPr>
+        <w:t xml:space="preserve"> </w:t>
+      </w:r>
+      <w:r>
+        <w:t>число</w:t>
+      </w:r>
+      <w:r>
+        <w:rPr>
+          <w:lang w:val="en-US"/>
+        </w:rPr>
+        <w:t xml:space="preserve"> </w:t>
+      </w:r>
+      <w:r>
+        <w:t>и</w:t>
+      </w:r>
+      <w:r>
+        <w:rPr>
+          <w:lang w:val="en-US"/>
+        </w:rPr>
+        <w:t xml:space="preserve"> </w:t>
+      </w:r>
+      <w:r>
+        <w:t>пробел</w:t>
+      </w:r>
+    </w:p>
+    <w:p>
+      <w:pPr>
+        <w:pStyle w:val="a8"/>
+        <w:rPr>
+          <w:lang w:val="en-US"/>
+        </w:rPr>
+      </w:pPr>
+      <w:r>
+        <w:rPr>
+          <w:lang w:val="en-US"/>
+        </w:rPr>
+        <w:t xml:space="preserve">  </w:t>
+      </w:r>
+      <w:proofErr w:type="gramStart"/>
+      <w:r>
+        <w:rPr>
+          <w:lang w:val="en-US"/>
+        </w:rPr>
+        <w:t>done</w:t>
+      </w:r>
+      <w:proofErr w:type="gramEnd"/>
+    </w:p>
+    <w:p>
+      <w:pPr>
+        <w:pStyle w:val="a8"/>
+        <w:rPr>
+          <w:lang w:val="en-US"/>
+        </w:rPr>
+      </w:pPr>
+      <w:r>
+        <w:rPr>
+          <w:lang w:val="en-US"/>
+        </w:rPr>
+        <w:t xml:space="preserve">  </w:t>
+      </w:r>
+    </w:p>
+    <w:p>
+      <w:pPr>
+        <w:pStyle w:val="a8"/>
+      </w:pPr>
+      <w:r>
+        <w:rPr>
+          <w:lang w:val="en-US"/>
+        </w:rPr>
+        <w:t xml:space="preserve">  </w:t>
+      </w:r>
+      <w:r>
+        <w:t># Записываем сформированную строку в файл</w:t>
+      </w:r>
+    </w:p>
+    <w:p>
+      <w:pPr>
+        <w:pStyle w:val="a8"/>
+      </w:pPr>
+      <w:r>
+        <w:t xml:space="preserve">  </w:t>
+      </w:r>
+      <w:proofErr w:type="spellStart"/>
+      <w:r>
+        <w:t>echo</w:t>
+      </w:r>
+      <w:proofErr w:type="spellEnd"/>
+      <w:r>
+        <w:t xml:space="preserve"> "$</w:t>
+      </w:r>
+      <w:proofErr w:type="spellStart"/>
+      <w:r>
+        <w:t>line</w:t>
+      </w:r>
+      <w:proofErr w:type="spellEnd"/>
+      <w:proofErr w:type="gramStart"/>
+      <w:r>
+        <w:t>" &gt;</w:t>
+      </w:r>
+      <w:proofErr w:type="gramEnd"/>
+      <w:r>
+        <w:t xml:space="preserve"> "$</w:t>
+      </w:r>
+      <w:proofErr w:type="spellStart"/>
+      <w:r>
+        <w:t>filename</w:t>
+      </w:r>
+      <w:proofErr w:type="spellEnd"/>
+      <w:r>
+        <w:t>"</w:t>
+      </w:r>
+    </w:p>
+    <w:p>
+      <w:pPr>
+        <w:pStyle w:val="a8"/>
+      </w:pPr>
+      <w:r>
+        <w:t xml:space="preserve">  </w:t>
+      </w:r>
+    </w:p>
+    <w:p>
+      <w:pPr>
+        <w:pStyle w:val="a8"/>
+      </w:pPr>
+      <w:r>
+        <w:t>  # Контроль успешности записи файла</w:t>
+      </w:r>
+    </w:p>
+    <w:p>
+      <w:pPr>
+        <w:pStyle w:val="a8"/>
+        <w:rPr>
+          <w:lang w:val="en-US"/>
+        </w:rPr>
+      </w:pPr>
+      <w:r>
+        <w:t xml:space="preserve">  </w:t>
+      </w:r>
+      <w:proofErr w:type="gramStart"/>
+      <w:r>
+        <w:rPr>
+          <w:lang w:val="en-US"/>
+        </w:rPr>
+        <w:t>if</w:t>
+      </w:r>
+      <w:proofErr w:type="gramEnd"/>
+      <w:r>
+        <w:rPr>
+          <w:lang w:val="en-US"/>
+        </w:rPr>
+        <w:t xml:space="preserve"> [ $? -</w:t>
+      </w:r>
+      <w:proofErr w:type="spellStart"/>
+      <w:r>
+        <w:rPr>
+          <w:lang w:val="en-US"/>
+        </w:rPr>
+        <w:t>eq</w:t>
+      </w:r>
+      <w:proofErr w:type="spellEnd"/>
+      <w:r>
+        <w:rPr>
+          <w:lang w:val="en-US"/>
+        </w:rPr>
+        <w:t xml:space="preserve"> </w:t>
+      </w:r>
+      <w:proofErr w:type="gramStart"/>
+      <w:r>
+        <w:rPr>
+          <w:lang w:val="en-US"/>
+        </w:rPr>
+        <w:t>0 ]</w:t>
+      </w:r>
+      <w:proofErr w:type="gramEnd"/>
+      <w:r>
+        <w:rPr>
+          <w:lang w:val="en-US"/>
+        </w:rPr>
+        <w:t>; then</w:t>
+      </w:r>
+    </w:p>
+    <w:p>
+      <w:pPr>
+        <w:pStyle w:val="a8"/>
+        <w:rPr>
+          <w:lang w:val="en-US"/>
+        </w:rPr>
+      </w:pPr>
+      <w:r>
+        <w:rPr>
+          <w:lang w:val="en-US"/>
+        </w:rPr>
+        <w:t xml:space="preserve">    </w:t>
+      </w:r>
+      <w:proofErr w:type="gramStart"/>
+      <w:r>
+        <w:rPr>
+          <w:lang w:val="en-US"/>
+        </w:rPr>
+        <w:t>echo</w:t>
+      </w:r>
+      <w:proofErr w:type="gramEnd"/>
+      <w:r>
+        <w:rPr>
+          <w:lang w:val="en-US"/>
+        </w:rPr>
+        <w:t xml:space="preserve"> "</w:t>
+      </w:r>
+      <w:r>
+        <w:t>Файл</w:t>
+      </w:r>
+      <w:r>
+        <w:rPr>
+          <w:lang w:val="en-US"/>
+        </w:rPr>
+        <w:t xml:space="preserve"> $filename </w:t>
+      </w:r>
+      <w:r>
+        <w:t>успешно</w:t>
+      </w:r>
+      <w:r>
+        <w:rPr>
+          <w:lang w:val="en-US"/>
+        </w:rPr>
+        <w:t xml:space="preserve"> </w:t>
+      </w:r>
+      <w:r>
+        <w:t>создан</w:t>
+      </w:r>
+      <w:r>
+        <w:rPr>
+          <w:lang w:val="en-US"/>
+        </w:rPr>
+        <w:t>."</w:t>
+      </w:r>
+    </w:p>
+    <w:p>
+      <w:pPr>
+        <w:pStyle w:val="a8"/>
+      </w:pPr>
+      <w:r>
+        <w:rPr>
+          <w:lang w:val="en-US"/>
+        </w:rPr>
+        <w:t xml:space="preserve">  </w:t>
+      </w:r>
+      <w:proofErr w:type="spellStart"/>
+      <w:r>
+        <w:t>else</w:t>
+      </w:r>
+      <w:proofErr w:type="spellEnd"/>
+    </w:p>
+    <w:p>
+      <w:pPr>
+        <w:pStyle w:val="a8"/>
+      </w:pPr>
+      <w:r>
+        <w:t xml:space="preserve">    </w:t>
+      </w:r>
+      <w:proofErr w:type="spellStart"/>
+      <w:r>
+        <w:t>echo</w:t>
+      </w:r>
+      <w:proofErr w:type="spellEnd"/>
+      <w:r>
+        <w:t xml:space="preserve"> "Ошибка при создании файла $</w:t>
+      </w:r>
+      <w:proofErr w:type="spellStart"/>
+      <w:r>
+        <w:t>filename</w:t>
+      </w:r>
+      <w:proofErr w:type="spellEnd"/>
+      <w:r>
+        <w:t>."</w:t>
+      </w:r>
+    </w:p>
+    <w:p>
+      <w:pPr>
+        <w:pStyle w:val="a8"/>
+      </w:pPr>
+      <w:r>
+        <w:t xml:space="preserve">  </w:t>
+      </w:r>
+      <w:proofErr w:type="spellStart"/>
+      <w:r>
+        <w:t>fi</w:t>
+      </w:r>
+      <w:proofErr w:type="spellEnd"/>
+    </w:p>
+    <w:p>
+      <w:pPr>
+        <w:pStyle w:val="a8"/>
+      </w:pPr>
+      <w:proofErr w:type="spellStart"/>
+      <w:r>
+        <w:t>done</w:t>
+      </w:r>
+      <w:proofErr w:type="spellEnd"/>
+    </w:p>
+    <w:p>
+      <w:pPr>
+        <w:pStyle w:val="a8"/>
+      </w:pPr>
+    </w:p>
+    <w:p>
+      <w:pPr>
+        <w:pStyle w:val="a8"/>
+      </w:pPr>
+      <w:proofErr w:type="spellStart"/>
+      <w:r>
+        <w:t>echo</w:t>
+      </w:r>
+      <w:proofErr w:type="spellEnd"/>
+      <w:r>
+        <w:t xml:space="preserve"> "Генерация четных файлов завершена."</w:t>
+      </w:r>
+    </w:p>
+    <w:p>
+      <w:pPr>
+        <w:pStyle w:val="3"/>
+        <w:rPr>
+          <w:lang w:val="ru-RU"/>
+        </w:rPr>
+      </w:pPr>
+      <w:r>
+        <w:t>gen</w:t>
+      </w:r>
+      <w:r>
+        <w:rPr>
+          <w:lang w:val="ru-RU"/>
+        </w:rPr>
+        <w:t>_</w:t>
+      </w:r>
+      <w:r>
+        <w:t>odd</w:t>
+      </w:r>
+      <w:r>
+        <w:rPr>
+          <w:lang w:val="ru-RU"/>
+        </w:rPr>
+        <w:t>.</w:t>
+      </w:r>
+      <w:r>
+        <w:t>sh</w:t>
+      </w:r>
+    </w:p>
+    <w:p>
+      <w:pPr>
+        <w:pStyle w:val="a8"/>
+      </w:pPr>
+      <w:proofErr w:type="gramStart"/>
+      <w:r>
+        <w:t>#!/</w:t>
+      </w:r>
+      <w:proofErr w:type="spellStart"/>
+      <w:proofErr w:type="gramEnd"/>
+      <w:r>
+        <w:t>bin</w:t>
+      </w:r>
+      <w:proofErr w:type="spellEnd"/>
+      <w:r>
+        <w:t>/</w:t>
+      </w:r>
+      <w:proofErr w:type="spellStart"/>
+      <w:r>
+        <w:t>bash</w:t>
+      </w:r>
+      <w:proofErr w:type="spellEnd"/>
+    </w:p>
+    <w:p>
+      <w:pPr>
+        <w:pStyle w:val="a8"/>
+      </w:pPr>
+      <w:r>
+        <w:t># gen_odd.sh: Генерация файлов с нечетными номерами (1.txt, 3.txt, ..., 99.txt).</w:t>
+      </w:r>
+    </w:p>
+    <w:p>
+      <w:pPr>
+        <w:pStyle w:val="a8"/>
+      </w:pPr>
+      <w:r>
+        <w:t># В каждом файле записывается 100 чисел, каждое число равно номеру файла.</w:t>
+      </w:r>
+    </w:p>
+    <w:p>
+      <w:pPr>
+        <w:pStyle w:val="a8"/>
+      </w:pPr>
+      <w:r>
+        <w:t># Скрипт проверяет наличие файла и предупреждает о перезаписи.</w:t>
+      </w:r>
+    </w:p>
+    <w:p>
+      <w:pPr>
+        <w:pStyle w:val="a8"/>
+      </w:pPr>
+    </w:p>
+    <w:p>
+      <w:pPr>
+        <w:pStyle w:val="a8"/>
+      </w:pPr>
+      <w:proofErr w:type="spellStart"/>
+      <w:r>
+        <w:t>echo</w:t>
+      </w:r>
+      <w:proofErr w:type="spellEnd"/>
+      <w:r>
+        <w:t xml:space="preserve"> "Начало генерации файлов с нечетными номерами..."</w:t>
+      </w:r>
+    </w:p>
+    <w:p>
+      <w:pPr>
+        <w:pStyle w:val="a8"/>
+      </w:pPr>
+    </w:p>
+    <w:p>
+      <w:pPr>
+        <w:pStyle w:val="a8"/>
+      </w:pPr>
+      <w:r>
+        <w:t># Генерация файлов с нечетными номерами от 1 до 99</w:t>
+      </w:r>
+    </w:p>
+    <w:p>
+      <w:pPr>
+        <w:pStyle w:val="a8"/>
+        <w:rPr>
+          <w:lang w:val="en-US"/>
+        </w:rPr>
+      </w:pPr>
+      <w:proofErr w:type="gramStart"/>
+      <w:r>
+        <w:rPr>
+          <w:lang w:val="en-US"/>
+        </w:rPr>
+        <w:lastRenderedPageBreak/>
+        <w:t>for</w:t>
+      </w:r>
+      <w:proofErr w:type="gramEnd"/>
+      <w:r>
+        <w:rPr>
+          <w:lang w:val="en-US"/>
+        </w:rPr>
+        <w:t xml:space="preserve"> </w:t>
+      </w:r>
+      <w:proofErr w:type="spellStart"/>
+      <w:r>
+        <w:rPr>
+          <w:lang w:val="en-US"/>
+        </w:rPr>
+        <w:t>i</w:t>
+      </w:r>
+      <w:proofErr w:type="spellEnd"/>
+      <w:r>
+        <w:rPr>
+          <w:lang w:val="en-US"/>
+        </w:rPr>
+        <w:t xml:space="preserve"> in $(</w:t>
+      </w:r>
+      <w:proofErr w:type="spellStart"/>
+      <w:r>
+        <w:rPr>
+          <w:lang w:val="en-US"/>
+        </w:rPr>
+        <w:t>seq</w:t>
+      </w:r>
+      <w:proofErr w:type="spellEnd"/>
+      <w:r>
+        <w:rPr>
+          <w:lang w:val="en-US"/>
+        </w:rPr>
+        <w:t xml:space="preserve"> 1 2 99); do</w:t>
+      </w:r>
+    </w:p>
+    <w:p>
+      <w:pPr>
+        <w:pStyle w:val="a8"/>
+        <w:rPr>
+          <w:lang w:val="en-US"/>
+        </w:rPr>
+      </w:pPr>
+      <w:r>
+        <w:rPr>
+          <w:lang w:val="en-US"/>
+        </w:rPr>
+        <w:t xml:space="preserve">  </w:t>
+      </w:r>
+      <w:proofErr w:type="gramStart"/>
+      <w:r>
+        <w:rPr>
+          <w:lang w:val="en-US"/>
+        </w:rPr>
+        <w:t>filename</w:t>
+      </w:r>
+      <w:proofErr w:type="gramEnd"/>
+      <w:r>
+        <w:rPr>
+          <w:lang w:val="en-US"/>
+        </w:rPr>
+        <w:t>="${</w:t>
+      </w:r>
+      <w:proofErr w:type="spellStart"/>
+      <w:r>
+        <w:rPr>
+          <w:lang w:val="en-US"/>
+        </w:rPr>
+        <w:t>i</w:t>
+      </w:r>
+      <w:proofErr w:type="spellEnd"/>
+      <w:r>
+        <w:rPr>
+          <w:lang w:val="en-US"/>
+        </w:rPr>
+        <w:t>}.txt"</w:t>
+      </w:r>
+    </w:p>
+    <w:p>
+      <w:pPr>
+        <w:pStyle w:val="a8"/>
+        <w:rPr>
+          <w:lang w:val="en-US"/>
+        </w:rPr>
+      </w:pPr>
+      <w:r>
+        <w:rPr>
+          <w:lang w:val="en-US"/>
+        </w:rPr>
+        <w:t xml:space="preserve">  </w:t>
+      </w:r>
+    </w:p>
+    <w:p>
+      <w:pPr>
+        <w:pStyle w:val="a8"/>
+      </w:pPr>
+      <w:r>
+        <w:rPr>
+          <w:lang w:val="en-US"/>
+        </w:rPr>
+        <w:t xml:space="preserve">  </w:t>
+      </w:r>
+      <w:r>
+        <w:t># Если файл уже существует, выводим предупреждение о перезаписи</w:t>
+      </w:r>
+    </w:p>
+    <w:p>
+      <w:pPr>
+        <w:pStyle w:val="a8"/>
+        <w:rPr>
+          <w:lang w:val="en-US"/>
+        </w:rPr>
+      </w:pPr>
+      <w:r>
+        <w:t xml:space="preserve">  </w:t>
+      </w:r>
+      <w:proofErr w:type="gramStart"/>
+      <w:r>
+        <w:rPr>
+          <w:lang w:val="en-US"/>
+        </w:rPr>
+        <w:t>if</w:t>
+      </w:r>
+      <w:proofErr w:type="gramEnd"/>
+      <w:r>
+        <w:rPr>
+          <w:lang w:val="en-US"/>
+        </w:rPr>
+        <w:t xml:space="preserve"> [ -f "$filename" ]; then</w:t>
+      </w:r>
+    </w:p>
+    <w:p>
+      <w:pPr>
+        <w:pStyle w:val="a8"/>
+      </w:pPr>
+      <w:r>
+        <w:rPr>
+          <w:lang w:val="en-US"/>
+        </w:rPr>
+        <w:t xml:space="preserve">    </w:t>
+      </w:r>
+      <w:proofErr w:type="gramStart"/>
+      <w:r>
+        <w:rPr>
+          <w:lang w:val="en-US"/>
+        </w:rPr>
+        <w:t>echo</w:t>
+      </w:r>
+      <w:proofErr w:type="gramEnd"/>
+      <w:r>
+        <w:rPr>
+          <w:lang w:val="en-US"/>
+        </w:rPr>
+        <w:t xml:space="preserve"> "</w:t>
+      </w:r>
+      <w:r>
+        <w:t>Файл</w:t>
+      </w:r>
+      <w:r>
+        <w:rPr>
+          <w:lang w:val="en-US"/>
+        </w:rPr>
+        <w:t xml:space="preserve"> $filename </w:t>
+      </w:r>
+      <w:r>
+        <w:t>уже</w:t>
+      </w:r>
+      <w:r>
+        <w:rPr>
+          <w:lang w:val="en-US"/>
+        </w:rPr>
+        <w:t xml:space="preserve"> </w:t>
+      </w:r>
+      <w:r>
+        <w:t>существует</w:t>
+      </w:r>
+      <w:r>
+        <w:rPr>
+          <w:lang w:val="en-US"/>
+        </w:rPr>
+        <w:t xml:space="preserve">. </w:t>
+      </w:r>
+      <w:r>
+        <w:t>Он будет перезаписан."</w:t>
+      </w:r>
+    </w:p>
+    <w:p>
+      <w:pPr>
+        <w:pStyle w:val="a8"/>
+      </w:pPr>
+      <w:r>
+        <w:t xml:space="preserve">  </w:t>
+      </w:r>
+      <w:proofErr w:type="spellStart"/>
+      <w:r>
+        <w:t>fi</w:t>
+      </w:r>
+      <w:proofErr w:type="spellEnd"/>
+    </w:p>
+    <w:p>
+      <w:pPr>
+        <w:pStyle w:val="a8"/>
+      </w:pPr>
+      <w:r>
+        <w:t xml:space="preserve">  </w:t>
+      </w:r>
+    </w:p>
+    <w:p>
+      <w:pPr>
+        <w:pStyle w:val="a8"/>
+        <w:rPr>
+          <w:lang w:val="en-US"/>
+        </w:rPr>
+      </w:pPr>
+      <w:r>
+        <w:t xml:space="preserve">  # Формируем строку, содержащую </w:t>
+      </w:r>
+      <w:r>
+        <w:rPr>
+          <w:lang w:val="en-US"/>
+        </w:rPr>
+        <w:t xml:space="preserve">100 </w:t>
+      </w:r>
+      <w:r>
+        <w:t>чисел</w:t>
+      </w:r>
+      <w:r>
+        <w:rPr>
+          <w:lang w:val="en-US"/>
+        </w:rPr>
+        <w:t xml:space="preserve">, </w:t>
+      </w:r>
+      <w:r>
+        <w:t>равных</w:t>
+      </w:r>
+      <w:r>
+        <w:rPr>
+          <w:lang w:val="en-US"/>
+        </w:rPr>
+        <w:t xml:space="preserve"> </w:t>
+      </w:r>
+      <w:proofErr w:type="spellStart"/>
+      <w:r>
+        <w:rPr>
+          <w:lang w:val="en-US"/>
+        </w:rPr>
+        <w:t>i</w:t>
+      </w:r>
+      <w:proofErr w:type="spellEnd"/>
+    </w:p>
+    <w:p>
+      <w:pPr>
+        <w:pStyle w:val="a8"/>
+        <w:rPr>
+          <w:lang w:val="en-US"/>
+        </w:rPr>
+      </w:pPr>
+      <w:r>
+        <w:rPr>
+          <w:lang w:val="en-US"/>
+        </w:rPr>
+        <w:t>  line=""</w:t>
+      </w:r>
+    </w:p>
+    <w:p>
+      <w:pPr>
+        <w:pStyle w:val="a8"/>
+        <w:rPr>
+          <w:lang w:val="en-US"/>
+        </w:rPr>
+      </w:pPr>
+      <w:r>
+        <w:rPr>
+          <w:lang w:val="en-US"/>
+        </w:rPr>
+        <w:t xml:space="preserve">  </w:t>
+      </w:r>
+      <w:proofErr w:type="gramStart"/>
+      <w:r>
+        <w:rPr>
+          <w:lang w:val="en-US"/>
+        </w:rPr>
+        <w:t>for</w:t>
+      </w:r>
+      <w:proofErr w:type="gramEnd"/>
+      <w:r>
+        <w:rPr>
+          <w:lang w:val="en-US"/>
+        </w:rPr>
+        <w:t xml:space="preserve"> j in $(</w:t>
+      </w:r>
+      <w:proofErr w:type="spellStart"/>
+      <w:r>
+        <w:rPr>
+          <w:lang w:val="en-US"/>
+        </w:rPr>
+        <w:t>seq</w:t>
+      </w:r>
+      <w:proofErr w:type="spellEnd"/>
+      <w:r>
+        <w:rPr>
+          <w:lang w:val="en-US"/>
+        </w:rPr>
+        <w:t xml:space="preserve"> 1 100); do</w:t>
+      </w:r>
+    </w:p>
+    <w:p>
+      <w:pPr>
+        <w:pStyle w:val="a8"/>
+        <w:rPr>
+          <w:lang w:val="en-US"/>
+        </w:rPr>
+      </w:pPr>
+      <w:r>
+        <w:rPr>
+          <w:lang w:val="en-US"/>
+        </w:rPr>
+        <w:t xml:space="preserve">    </w:t>
+      </w:r>
+      <w:proofErr w:type="gramStart"/>
+      <w:r>
+        <w:rPr>
+          <w:lang w:val="en-US"/>
+        </w:rPr>
+        <w:t>line</w:t>
+      </w:r>
+      <w:proofErr w:type="gramEnd"/>
+      <w:r>
+        <w:rPr>
+          <w:lang w:val="en-US"/>
+        </w:rPr>
+        <w:t>+="$</w:t>
+      </w:r>
+      <w:proofErr w:type="spellStart"/>
+      <w:r>
+        <w:rPr>
+          <w:lang w:val="en-US"/>
+        </w:rPr>
+        <w:t>i</w:t>
+      </w:r>
+      <w:proofErr w:type="spellEnd"/>
+      <w:r>
+        <w:rPr>
+          <w:lang w:val="en-US"/>
+        </w:rPr>
+        <w:t xml:space="preserve"> " </w:t>
+      </w:r>
+      <w:r>
+        <w:rPr>
+          <w:lang w:val="en-US"/>
+        </w:rPr>
+        <w:t> </w:t>
+      </w:r>
+      <w:r>
+        <w:rPr>
+          <w:lang w:val="en-US"/>
+        </w:rPr>
+        <w:t xml:space="preserve"># </w:t>
+      </w:r>
+      <w:r>
+        <w:t>добавляем</w:t>
+      </w:r>
+      <w:r>
+        <w:rPr>
+          <w:lang w:val="en-US"/>
+        </w:rPr>
+        <w:t xml:space="preserve"> </w:t>
+      </w:r>
+      <w:r>
+        <w:t>число</w:t>
+      </w:r>
+      <w:r>
+        <w:rPr>
+          <w:lang w:val="en-US"/>
+        </w:rPr>
+        <w:t xml:space="preserve"> </w:t>
+      </w:r>
+      <w:r>
+        <w:t>и</w:t>
+      </w:r>
+      <w:r>
+        <w:rPr>
+          <w:lang w:val="en-US"/>
+        </w:rPr>
+        <w:t xml:space="preserve"> </w:t>
+      </w:r>
+      <w:r>
+        <w:t>пробел</w:t>
+      </w:r>
+    </w:p>
+    <w:p>
+      <w:pPr>
+        <w:pStyle w:val="a8"/>
+        <w:rPr>
+          <w:lang w:val="en-US"/>
+        </w:rPr>
+      </w:pPr>
+      <w:r>
+        <w:rPr>
+          <w:lang w:val="en-US"/>
+        </w:rPr>
+        <w:t> </w:t>
+      </w:r>
+      <w:r>
+        <w:rPr>
+          <w:lang w:val="en-US"/>
+        </w:rPr>
+        <w:t xml:space="preserve"> </w:t>
+      </w:r>
+      <w:proofErr w:type="gramStart"/>
+      <w:r>
+        <w:rPr>
+          <w:lang w:val="en-US"/>
+        </w:rPr>
+        <w:t>done</w:t>
+      </w:r>
+      <w:proofErr w:type="gramEnd"/>
+    </w:p>
+    <w:p>
+      <w:pPr>
+        <w:pStyle w:val="a8"/>
+        <w:rPr>
+          <w:lang w:val="en-US"/>
+        </w:rPr>
+      </w:pPr>
+      <w:r>
+        <w:rPr>
+          <w:lang w:val="en-US"/>
+        </w:rPr>
+        <w:t> </w:t>
+      </w:r>
+      <w:r>
+        <w:rPr>
+          <w:lang w:val="en-US"/>
+        </w:rPr>
+        <w:t xml:space="preserve"> </w:t>
+      </w:r>
+    </w:p>
+    <w:p>
+      <w:pPr>
+        <w:pStyle w:val="a8"/>
+      </w:pPr>
+      <w:r>
+        <w:rPr>
+          <w:lang w:val="en-US"/>
+        </w:rPr>
+        <w:t> </w:t>
+      </w:r>
+      <w:r>
+        <w:rPr>
+          <w:lang w:val="en-US"/>
+        </w:rPr>
+        <w:t xml:space="preserve"> </w:t>
+      </w:r>
+      <w:r>
+        <w:t># Записываем сформированную строку в файл</w:t>
+      </w:r>
+    </w:p>
+    <w:p>
+      <w:pPr>
+        <w:pStyle w:val="a8"/>
+      </w:pPr>
+      <w:r>
+        <w:t xml:space="preserve">  </w:t>
+      </w:r>
+      <w:proofErr w:type="spellStart"/>
+      <w:r>
+        <w:t>echo</w:t>
+      </w:r>
+      <w:proofErr w:type="spellEnd"/>
+      <w:r>
+        <w:t xml:space="preserve"> "$</w:t>
+      </w:r>
+      <w:proofErr w:type="spellStart"/>
+      <w:r>
+        <w:t>line</w:t>
+      </w:r>
+      <w:proofErr w:type="spellEnd"/>
+      <w:proofErr w:type="gramStart"/>
+      <w:r>
+        <w:t>" &gt;</w:t>
+      </w:r>
+      <w:proofErr w:type="gramEnd"/>
+      <w:r>
+        <w:t xml:space="preserve"> "$</w:t>
+      </w:r>
+      <w:proofErr w:type="spellStart"/>
+      <w:r>
+        <w:t>filename</w:t>
+      </w:r>
+      <w:proofErr w:type="spellEnd"/>
+      <w:r>
+        <w:t>"</w:t>
+      </w:r>
+    </w:p>
+    <w:p>
+      <w:pPr>
+        <w:pStyle w:val="a8"/>
+      </w:pPr>
+      <w:r>
+        <w:t xml:space="preserve">  </w:t>
+      </w:r>
+    </w:p>
+    <w:p>
+      <w:pPr>
+        <w:pStyle w:val="a8"/>
+      </w:pPr>
+      <w:r>
+        <w:t>  # Контроль успешности записи файла</w:t>
+      </w:r>
+    </w:p>
+    <w:p>
+      <w:pPr>
+        <w:pStyle w:val="a8"/>
+        <w:rPr>
+          <w:lang w:val="en-US"/>
+        </w:rPr>
+      </w:pPr>
+      <w:r>
+        <w:t xml:space="preserve">  </w:t>
+      </w:r>
+      <w:proofErr w:type="gramStart"/>
+      <w:r>
+        <w:rPr>
+          <w:lang w:val="en-US"/>
+        </w:rPr>
+        <w:t>if</w:t>
+      </w:r>
+      <w:proofErr w:type="gramEnd"/>
+      <w:r>
+        <w:rPr>
+          <w:lang w:val="en-US"/>
+        </w:rPr>
+        <w:t xml:space="preserve"> [ $? -</w:t>
+      </w:r>
+      <w:proofErr w:type="spellStart"/>
+      <w:r>
+        <w:rPr>
+          <w:lang w:val="en-US"/>
+        </w:rPr>
+        <w:t>eq</w:t>
+      </w:r>
+      <w:proofErr w:type="spellEnd"/>
+      <w:r>
+        <w:rPr>
+          <w:lang w:val="en-US"/>
+        </w:rPr>
+        <w:t xml:space="preserve"> </w:t>
+      </w:r>
+      <w:proofErr w:type="gramStart"/>
+      <w:r>
+        <w:rPr>
+          <w:lang w:val="en-US"/>
+        </w:rPr>
+        <w:t>0 ]</w:t>
+      </w:r>
+      <w:proofErr w:type="gramEnd"/>
+      <w:r>
+        <w:rPr>
+          <w:lang w:val="en-US"/>
+        </w:rPr>
+        <w:t>; then</w:t>
+      </w:r>
+    </w:p>
+    <w:p>
+      <w:pPr>
+        <w:pStyle w:val="a8"/>
+        <w:rPr>
+          <w:lang w:val="en-US"/>
+        </w:rPr>
+      </w:pPr>
+      <w:r>
+        <w:rPr>
+          <w:lang w:val="en-US"/>
+        </w:rPr>
+        <w:t xml:space="preserve">    </w:t>
+      </w:r>
+      <w:proofErr w:type="gramStart"/>
+      <w:r>
+        <w:rPr>
+          <w:lang w:val="en-US"/>
+        </w:rPr>
+        <w:t>echo</w:t>
+      </w:r>
+      <w:proofErr w:type="gramEnd"/>
+      <w:r>
+        <w:rPr>
+          <w:lang w:val="en-US"/>
+        </w:rPr>
+        <w:t xml:space="preserve"> "</w:t>
+      </w:r>
+      <w:r>
+        <w:t>Файл</w:t>
+      </w:r>
+      <w:r>
+        <w:rPr>
+          <w:lang w:val="en-US"/>
+        </w:rPr>
+        <w:t xml:space="preserve"> $filename </w:t>
+      </w:r>
+      <w:r>
+        <w:t>успешно</w:t>
+      </w:r>
+      <w:r>
+        <w:rPr>
+          <w:lang w:val="en-US"/>
+        </w:rPr>
+        <w:t xml:space="preserve"> </w:t>
+      </w:r>
+      <w:r>
+        <w:t>создан</w:t>
+      </w:r>
+      <w:r>
+        <w:rPr>
+          <w:lang w:val="en-US"/>
+        </w:rPr>
+        <w:t>."</w:t>
+      </w:r>
+    </w:p>
+    <w:p>
+      <w:pPr>
+        <w:pStyle w:val="a8"/>
+      </w:pPr>
+      <w:r>
+        <w:rPr>
+          <w:lang w:val="en-US"/>
+        </w:rPr>
+        <w:t xml:space="preserve">  </w:t>
+      </w:r>
+      <w:proofErr w:type="spellStart"/>
+      <w:r>
+        <w:t>else</w:t>
+      </w:r>
+      <w:proofErr w:type="spellEnd"/>
+    </w:p>
+    <w:p>
+      <w:pPr>
+        <w:pStyle w:val="a8"/>
+      </w:pPr>
+      <w:r>
+        <w:t xml:space="preserve">    </w:t>
+      </w:r>
+      <w:proofErr w:type="spellStart"/>
+      <w:r>
+        <w:t>echo</w:t>
+      </w:r>
+      <w:proofErr w:type="spellEnd"/>
+      <w:r>
+        <w:t xml:space="preserve"> "Ошибка при создании файла $</w:t>
+      </w:r>
+      <w:proofErr w:type="spellStart"/>
+      <w:r>
+        <w:t>filename</w:t>
+      </w:r>
+      <w:proofErr w:type="spellEnd"/>
+      <w:r>
+        <w:t>."</w:t>
+      </w:r>
+    </w:p>
+    <w:p>
+      <w:pPr>
+        <w:pStyle w:val="a8"/>
+      </w:pPr>
+      <w:r>
+        <w:t xml:space="preserve">  </w:t>
+      </w:r>
+      <w:proofErr w:type="spellStart"/>
+      <w:r>
+        <w:t>fi</w:t>
+      </w:r>
+      <w:proofErr w:type="spellEnd"/>
+    </w:p>
+    <w:p>
+      <w:pPr>
+        <w:pStyle w:val="a8"/>
+      </w:pPr>
+      <w:proofErr w:type="spellStart"/>
+      <w:r>
+        <w:t>done</w:t>
+      </w:r>
+      <w:proofErr w:type="spellEnd"/>
+    </w:p>
+    <w:p>
+      <w:pPr>
+        <w:pStyle w:val="a8"/>
+      </w:pPr>
+    </w:p>
+    <w:p>
+      <w:pPr>
+        <w:pStyle w:val="a8"/>
+      </w:pPr>
+      <w:proofErr w:type="spellStart"/>
+      <w:r>
+        <w:t>echo</w:t>
+      </w:r>
+      <w:proofErr w:type="spellEnd"/>
+      <w:r>
+        <w:t xml:space="preserve"> "Генерация нечетных файлов завершена."</w:t>
+      </w:r>
+    </w:p>
+    <w:p>
+      <w:pPr>
+        <w:pStyle w:val="3"/>
+        <w:rPr>
+          <w:lang w:val="ru-RU"/>
+        </w:rPr>
+      </w:pPr>
+      <w:r>
+        <w:t>merge</w:t>
+      </w:r>
+      <w:r>
+        <w:rPr>
+          <w:lang w:val="ru-RU"/>
+        </w:rPr>
+        <w:t>_</w:t>
+      </w:r>
+      <w:r>
+        <w:t>files</w:t>
+      </w:r>
+      <w:r>
+        <w:rPr>
+          <w:lang w:val="ru-RU"/>
+        </w:rPr>
+        <w:t>.</w:t>
+      </w:r>
+      <w:proofErr w:type="spellStart"/>
+      <w:r>
+        <w:t>sh</w:t>
+      </w:r>
+      <w:proofErr w:type="spellEnd"/>
+    </w:p>
+    <w:p>
+      <w:pPr>
+        <w:pStyle w:val="a8"/>
+      </w:pPr>
+      <w:proofErr w:type="gramStart"/>
+      <w:r>
+        <w:t>#!/</w:t>
+      </w:r>
+      <w:proofErr w:type="spellStart"/>
+      <w:proofErr w:type="gramEnd"/>
+      <w:r>
+        <w:t>bin</w:t>
+      </w:r>
+      <w:proofErr w:type="spellEnd"/>
+      <w:r>
+        <w:t>/</w:t>
+      </w:r>
+      <w:proofErr w:type="spellStart"/>
+      <w:r>
+        <w:t>bash</w:t>
+      </w:r>
+      <w:proofErr w:type="spellEnd"/>
+    </w:p>
+    <w:p>
+      <w:pPr>
+        <w:pStyle w:val="a8"/>
+      </w:pPr>
+      <w:r>
+        <w:t># merge_files.sh: Объединение файлов с четными номерами в even.txt и с нечетными номерами в odd.txt.</w:t>
+      </w:r>
+    </w:p>
+    <w:p>
+      <w:pPr>
+        <w:pStyle w:val="a8"/>
+      </w:pPr>
+      <w:r>
+        <w:t># Перед объединением производится проверка наличия исходных файлов.</w:t>
+      </w:r>
+    </w:p>
+    <w:p>
+      <w:pPr>
+        <w:pStyle w:val="a8"/>
+      </w:pPr>
+      <w:r>
+        <w:t># Если исходные файлы не найдены, выводится сообщение об ошибке.</w:t>
+      </w:r>
+    </w:p>
+    <w:p>
+      <w:pPr>
+        <w:pStyle w:val="a8"/>
+      </w:pPr>
+    </w:p>
+    <w:p>
+      <w:pPr>
+        <w:pStyle w:val="a8"/>
+      </w:pPr>
+      <w:proofErr w:type="spellStart"/>
+      <w:r>
+        <w:t>echo</w:t>
+      </w:r>
+      <w:proofErr w:type="spellEnd"/>
+      <w:r>
+        <w:t xml:space="preserve"> "Начало объединения файлов..."</w:t>
+      </w:r>
+    </w:p>
+    <w:p>
+      <w:pPr>
+        <w:pStyle w:val="a8"/>
+      </w:pPr>
+    </w:p>
+    <w:p>
+      <w:pPr>
+        <w:pStyle w:val="a8"/>
+      </w:pPr>
+      <w:r>
+        <w:t># Объединение файлов с четными номерами</w:t>
+      </w:r>
+    </w:p>
+    <w:p>
+      <w:pPr>
+        <w:pStyle w:val="a8"/>
+        <w:rPr>
+          <w:lang w:val="en-US"/>
+        </w:rPr>
+      </w:pPr>
+      <w:proofErr w:type="spellStart"/>
+      <w:r>
+        <w:rPr>
+          <w:lang w:val="en-US"/>
+        </w:rPr>
+        <w:t>even_files</w:t>
+      </w:r>
+      <w:proofErr w:type="spellEnd"/>
+      <w:r>
+        <w:rPr>
+          <w:lang w:val="en-US"/>
+        </w:rPr>
+        <w:t>=$(</w:t>
+      </w:r>
+      <w:proofErr w:type="spellStart"/>
+      <w:r>
+        <w:rPr>
+          <w:lang w:val="en-US"/>
+        </w:rPr>
+        <w:t>seq</w:t>
+      </w:r>
+      <w:proofErr w:type="spellEnd"/>
+      <w:r>
+        <w:rPr>
+          <w:lang w:val="en-US"/>
+        </w:rPr>
+        <w:t xml:space="preserve"> -f "%g.txt" 2 2 100)</w:t>
+      </w:r>
+    </w:p>
+    <w:p>
+      <w:pPr>
+        <w:pStyle w:val="a8"/>
+        <w:rPr>
+          <w:lang w:val="en-US"/>
+        </w:rPr>
+      </w:pPr>
+      <w:proofErr w:type="spellStart"/>
+      <w:r>
+        <w:rPr>
+          <w:lang w:val="en-US"/>
+        </w:rPr>
+        <w:t>even_exist</w:t>
+      </w:r>
+      <w:proofErr w:type="spellEnd"/>
+      <w:r>
+        <w:rPr>
+          <w:lang w:val="en-US"/>
+        </w:rPr>
+        <w:t>=false</w:t>
+      </w:r>
+    </w:p>
+    <w:p>
+      <w:pPr>
+        <w:pStyle w:val="a8"/>
+        <w:rPr>
+          <w:lang w:val="en-US"/>
+        </w:rPr>
+      </w:pPr>
+      <w:proofErr w:type="gramStart"/>
+      <w:r>
+        <w:rPr>
+          <w:lang w:val="en-US"/>
+        </w:rPr>
+        <w:t>for</w:t>
+      </w:r>
+      <w:proofErr w:type="gramEnd"/>
+      <w:r>
+        <w:rPr>
+          <w:lang w:val="en-US"/>
+        </w:rPr>
+        <w:t xml:space="preserve"> file in $</w:t>
+      </w:r>
+      <w:proofErr w:type="spellStart"/>
+      <w:r>
+        <w:rPr>
+          <w:lang w:val="en-US"/>
+        </w:rPr>
+        <w:t>even_files</w:t>
+      </w:r>
+      <w:proofErr w:type="spellEnd"/>
+      <w:r>
+        <w:rPr>
+          <w:lang w:val="en-US"/>
+        </w:rPr>
+        <w:t>; do</w:t>
+      </w:r>
+    </w:p>
+    <w:p>
+      <w:pPr>
+        <w:pStyle w:val="a8"/>
+        <w:rPr>
+          <w:lang w:val="en-US"/>
+        </w:rPr>
+      </w:pPr>
+      <w:r>
+        <w:rPr>
+          <w:lang w:val="en-US"/>
+        </w:rPr>
+        <w:t xml:space="preserve">  </w:t>
+      </w:r>
+      <w:proofErr w:type="gramStart"/>
+      <w:r>
+        <w:rPr>
+          <w:lang w:val="en-US"/>
+        </w:rPr>
+        <w:t>if</w:t>
+      </w:r>
+      <w:proofErr w:type="gramEnd"/>
+      <w:r>
+        <w:rPr>
+          <w:lang w:val="en-US"/>
+        </w:rPr>
+        <w:t xml:space="preserve"> [ -f "$file" ]; then</w:t>
+      </w:r>
+    </w:p>
+    <w:p>
+      <w:pPr>
+        <w:pStyle w:val="a8"/>
+        <w:rPr>
+          <w:lang w:val="en-US"/>
+        </w:rPr>
+      </w:pPr>
+      <w:r>
+        <w:rPr>
+          <w:lang w:val="en-US"/>
+        </w:rPr>
+        <w:t xml:space="preserve">    </w:t>
+      </w:r>
+      <w:proofErr w:type="spellStart"/>
+      <w:r>
+        <w:rPr>
+          <w:lang w:val="en-US"/>
+        </w:rPr>
+        <w:t>even_exist</w:t>
+      </w:r>
+      <w:proofErr w:type="spellEnd"/>
+      <w:r>
+        <w:rPr>
+          <w:lang w:val="en-US"/>
+        </w:rPr>
+        <w:t>=true</w:t>
+      </w:r>
+    </w:p>
+    <w:p>
+      <w:pPr>
+        <w:pStyle w:val="a8"/>
+        <w:rPr>
+          <w:lang w:val="en-US"/>
+        </w:rPr>
+      </w:pPr>
+      <w:r>
+        <w:rPr>
+          <w:lang w:val="en-US"/>
+        </w:rPr>
+        <w:t xml:space="preserve">    </w:t>
+      </w:r>
+      <w:proofErr w:type="gramStart"/>
+      <w:r>
+        <w:rPr>
+          <w:lang w:val="en-US"/>
+        </w:rPr>
+        <w:t>break</w:t>
+      </w:r>
+      <w:proofErr w:type="gramEnd"/>
+    </w:p>
+    <w:p>
+      <w:pPr>
+        <w:pStyle w:val="a8"/>
+        <w:rPr>
+          <w:lang w:val="en-US"/>
+        </w:rPr>
+      </w:pPr>
+      <w:r>
+        <w:rPr>
+          <w:lang w:val="en-US"/>
+        </w:rPr>
+        <w:lastRenderedPageBreak/>
+        <w:t xml:space="preserve">  </w:t>
+      </w:r>
+      <w:proofErr w:type="gramStart"/>
+      <w:r>
+        <w:rPr>
+          <w:lang w:val="en-US"/>
+        </w:rPr>
+        <w:t>fi</w:t>
+      </w:r>
+      <w:proofErr w:type="gramEnd"/>
+    </w:p>
+    <w:p>
+      <w:pPr>
+        <w:pStyle w:val="a8"/>
+        <w:rPr>
+          <w:lang w:val="en-US"/>
+        </w:rPr>
+      </w:pPr>
+      <w:proofErr w:type="gramStart"/>
+      <w:r>
+        <w:rPr>
+          <w:lang w:val="en-US"/>
+        </w:rPr>
+        <w:t>done</w:t>
+      </w:r>
+      <w:proofErr w:type="gramEnd"/>
+    </w:p>
+    <w:p>
+      <w:pPr>
+        <w:pStyle w:val="a8"/>
+        <w:rPr>
+          <w:lang w:val="en-US"/>
+        </w:rPr>
+      </w:pPr>
+    </w:p>
+    <w:p>
+      <w:pPr>
+        <w:pStyle w:val="a8"/>
+        <w:rPr>
+          <w:lang w:val="en-US"/>
+        </w:rPr>
+      </w:pPr>
+      <w:proofErr w:type="gramStart"/>
+      <w:r>
+        <w:rPr>
+          <w:lang w:val="en-US"/>
+        </w:rPr>
+        <w:t>if</w:t>
+      </w:r>
+      <w:proofErr w:type="gramEnd"/>
+      <w:r>
+        <w:rPr>
+          <w:lang w:val="en-US"/>
+        </w:rPr>
+        <w:t xml:space="preserve"> $</w:t>
+      </w:r>
+      <w:proofErr w:type="spellStart"/>
+      <w:r>
+        <w:rPr>
+          <w:lang w:val="en-US"/>
+        </w:rPr>
+        <w:t>even_exist</w:t>
+      </w:r>
+      <w:proofErr w:type="spellEnd"/>
+      <w:r>
+        <w:rPr>
+          <w:lang w:val="en-US"/>
+        </w:rPr>
+        <w:t>; then</w:t>
+      </w:r>
+    </w:p>
+    <w:p>
+      <w:pPr>
+        <w:pStyle w:val="a8"/>
+        <w:rPr>
+          <w:lang w:val="en-US"/>
+        </w:rPr>
+      </w:pPr>
+      <w:r>
+        <w:rPr>
+          <w:lang w:val="en-US"/>
+        </w:rPr>
+        <w:t xml:space="preserve">  # </w:t>
+      </w:r>
+      <w:r>
+        <w:t>Объединяем</w:t>
+      </w:r>
+      <w:r>
+        <w:rPr>
+          <w:lang w:val="en-US"/>
+        </w:rPr>
+        <w:t xml:space="preserve"> </w:t>
+      </w:r>
+      <w:r>
+        <w:t>файлы</w:t>
+      </w:r>
+      <w:r>
+        <w:rPr>
+          <w:lang w:val="en-US"/>
+        </w:rPr>
+        <w:t xml:space="preserve"> </w:t>
+      </w:r>
+      <w:r>
+        <w:t>в</w:t>
+      </w:r>
+      <w:r>
+        <w:rPr>
+          <w:lang w:val="en-US"/>
+        </w:rPr>
+        <w:t xml:space="preserve"> even.txt</w:t>
+      </w:r>
+    </w:p>
+    <w:p>
+      <w:pPr>
+        <w:pStyle w:val="a8"/>
+        <w:rPr>
+          <w:lang w:val="en-US"/>
+        </w:rPr>
+      </w:pPr>
+      <w:r>
+        <w:rPr>
+          <w:lang w:val="en-US"/>
+        </w:rPr>
+        <w:t xml:space="preserve">  </w:t>
+      </w:r>
+      <w:proofErr w:type="gramStart"/>
+      <w:r>
+        <w:rPr>
+          <w:lang w:val="en-US"/>
+        </w:rPr>
+        <w:t>cat</w:t>
+      </w:r>
+      <w:proofErr w:type="gramEnd"/>
+      <w:r>
+        <w:rPr>
+          <w:lang w:val="en-US"/>
+        </w:rPr>
+        <w:t xml:space="preserve"> $</w:t>
+      </w:r>
+      <w:proofErr w:type="spellStart"/>
+      <w:r>
+        <w:rPr>
+          <w:lang w:val="en-US"/>
+        </w:rPr>
+        <w:t>even_files</w:t>
+      </w:r>
+      <w:proofErr w:type="spellEnd"/>
+      <w:r>
+        <w:rPr>
+          <w:lang w:val="en-US"/>
+        </w:rPr>
+        <w:t xml:space="preserve"> &gt; even.txt 2&gt;/dev/null</w:t>
+      </w:r>
+    </w:p>
+    <w:p>
+      <w:pPr>
+        <w:pStyle w:val="a8"/>
+      </w:pPr>
+      <w:r>
+        <w:rPr>
+          <w:lang w:val="en-US"/>
+        </w:rPr>
+        <w:t xml:space="preserve">  </w:t>
+      </w:r>
+      <w:proofErr w:type="spellStart"/>
+      <w:r>
+        <w:t>if</w:t>
+      </w:r>
+      <w:proofErr w:type="spellEnd"/>
+      <w:r>
+        <w:t xml:space="preserve"> </w:t>
+      </w:r>
+      <w:proofErr w:type="gramStart"/>
+      <w:r>
+        <w:t>[ $</w:t>
+      </w:r>
+      <w:proofErr w:type="gramEnd"/>
+      <w:r>
+        <w:t>? -</w:t>
+      </w:r>
+      <w:proofErr w:type="spellStart"/>
+      <w:r>
+        <w:t>eq</w:t>
+      </w:r>
+      <w:proofErr w:type="spellEnd"/>
+      <w:r>
+        <w:t xml:space="preserve"> 0 ]; </w:t>
+      </w:r>
+      <w:proofErr w:type="spellStart"/>
+      <w:r>
+        <w:t>then</w:t>
+      </w:r>
+      <w:proofErr w:type="spellEnd"/>
+    </w:p>
+    <w:p>
+      <w:pPr>
+        <w:pStyle w:val="a8"/>
+      </w:pPr>
+      <w:r>
+        <w:t xml:space="preserve">    </w:t>
+      </w:r>
+      <w:proofErr w:type="spellStart"/>
+      <w:r>
+        <w:t>echo</w:t>
+      </w:r>
+      <w:proofErr w:type="spellEnd"/>
+      <w:r>
+        <w:t xml:space="preserve"> "Четные файлы успешно объединены в even.txt."</w:t>
+      </w:r>
+    </w:p>
+    <w:p>
+      <w:pPr>
+        <w:pStyle w:val="a8"/>
+      </w:pPr>
+      <w:r>
+        <w:t xml:space="preserve">  </w:t>
+      </w:r>
+      <w:proofErr w:type="spellStart"/>
+      <w:r>
+        <w:t>else</w:t>
+      </w:r>
+      <w:proofErr w:type="spellEnd"/>
+    </w:p>
+    <w:p>
+      <w:pPr>
+        <w:pStyle w:val="a8"/>
+      </w:pPr>
+      <w:r>
+        <w:t xml:space="preserve">    </w:t>
+      </w:r>
+      <w:proofErr w:type="spellStart"/>
+      <w:r>
+        <w:t>echo</w:t>
+      </w:r>
+      <w:proofErr w:type="spellEnd"/>
+      <w:r>
+        <w:t xml:space="preserve"> "Ошибка при объединении четных файлов."</w:t>
+      </w:r>
+    </w:p>
+    <w:p>
+      <w:pPr>
+        <w:pStyle w:val="a8"/>
+      </w:pPr>
+      <w:r>
+        <w:t xml:space="preserve">  </w:t>
+      </w:r>
+      <w:proofErr w:type="spellStart"/>
+      <w:r>
+        <w:t>fi</w:t>
+      </w:r>
+      <w:proofErr w:type="spellEnd"/>
+    </w:p>
+    <w:p>
+      <w:pPr>
+        <w:pStyle w:val="a8"/>
+      </w:pPr>
+      <w:proofErr w:type="spellStart"/>
+      <w:r>
+        <w:t>else</w:t>
+      </w:r>
+      <w:proofErr w:type="spellEnd"/>
+    </w:p>
+    <w:p>
+      <w:pPr>
+        <w:pStyle w:val="a8"/>
+      </w:pPr>
+      <w:r>
+        <w:t xml:space="preserve">  </w:t>
+      </w:r>
+      <w:proofErr w:type="spellStart"/>
+      <w:r>
+        <w:t>echo</w:t>
+      </w:r>
+      <w:proofErr w:type="spellEnd"/>
+      <w:r>
+        <w:t xml:space="preserve"> "Нет файлов с четными номерами для объединения."</w:t>
+      </w:r>
+    </w:p>
+    <w:p>
+      <w:pPr>
+        <w:pStyle w:val="a8"/>
+      </w:pPr>
+      <w:proofErr w:type="spellStart"/>
+      <w:r>
+        <w:t>fi</w:t>
+      </w:r>
+      <w:proofErr w:type="spellEnd"/>
+    </w:p>
+    <w:p>
+      <w:pPr>
+        <w:pStyle w:val="a8"/>
+      </w:pPr>
+    </w:p>
+    <w:p>
+      <w:pPr>
+        <w:pStyle w:val="a8"/>
+      </w:pPr>
+      <w:r>
+        <w:t># Объединение файлов с нечетными номерами</w:t>
+      </w:r>
+    </w:p>
+    <w:p>
+      <w:pPr>
+        <w:pStyle w:val="a8"/>
+        <w:rPr>
+          <w:lang w:val="en-US"/>
+        </w:rPr>
+      </w:pPr>
+      <w:proofErr w:type="spellStart"/>
+      <w:r>
+        <w:rPr>
+          <w:lang w:val="en-US"/>
+        </w:rPr>
+        <w:t>odd_files</w:t>
+      </w:r>
+      <w:proofErr w:type="spellEnd"/>
+      <w:r>
+        <w:rPr>
+          <w:lang w:val="en-US"/>
+        </w:rPr>
+        <w:t>=$(</w:t>
+      </w:r>
+      <w:proofErr w:type="spellStart"/>
+      <w:r>
+        <w:rPr>
+          <w:lang w:val="en-US"/>
+        </w:rPr>
+        <w:t>seq</w:t>
+      </w:r>
+      <w:proofErr w:type="spellEnd"/>
+      <w:r>
+        <w:rPr>
+          <w:lang w:val="en-US"/>
+        </w:rPr>
+        <w:t xml:space="preserve"> -f "%g.txt" 1 2 99)</w:t>
+      </w:r>
+    </w:p>
+    <w:p>
+      <w:pPr>
+        <w:pStyle w:val="a8"/>
+        <w:rPr>
+          <w:lang w:val="en-US"/>
+        </w:rPr>
+      </w:pPr>
+      <w:proofErr w:type="spellStart"/>
+      <w:r>
+        <w:rPr>
+          <w:lang w:val="en-US"/>
+        </w:rPr>
+        <w:t>odd_exist</w:t>
+      </w:r>
+      <w:proofErr w:type="spellEnd"/>
+      <w:r>
+        <w:rPr>
+          <w:lang w:val="en-US"/>
+        </w:rPr>
+        <w:t>=false</w:t>
+      </w:r>
+    </w:p>
+    <w:p>
+      <w:pPr>
+        <w:pStyle w:val="a8"/>
+        <w:rPr>
+          <w:lang w:val="en-US"/>
+        </w:rPr>
+      </w:pPr>
+      <w:proofErr w:type="gramStart"/>
+      <w:r>
+        <w:rPr>
+          <w:lang w:val="en-US"/>
+        </w:rPr>
+        <w:t>for</w:t>
+      </w:r>
+      <w:proofErr w:type="gramEnd"/>
+      <w:r>
+        <w:rPr>
+          <w:lang w:val="en-US"/>
+        </w:rPr>
+        <w:t xml:space="preserve"> file in $</w:t>
+      </w:r>
+      <w:proofErr w:type="spellStart"/>
+      <w:r>
+        <w:rPr>
+          <w:lang w:val="en-US"/>
+        </w:rPr>
+        <w:t>odd_files</w:t>
+      </w:r>
+      <w:proofErr w:type="spellEnd"/>
+      <w:r>
+        <w:rPr>
+          <w:lang w:val="en-US"/>
+        </w:rPr>
+        <w:t>; do</w:t>
+      </w:r>
+    </w:p>
+    <w:p>
+      <w:pPr>
+        <w:pStyle w:val="a8"/>
+        <w:rPr>
+          <w:lang w:val="en-US"/>
+        </w:rPr>
+      </w:pPr>
+      <w:r>
+        <w:rPr>
+          <w:lang w:val="en-US"/>
+        </w:rPr>
+        <w:t xml:space="preserve">  </w:t>
+      </w:r>
+      <w:proofErr w:type="gramStart"/>
+      <w:r>
+        <w:rPr>
+          <w:lang w:val="en-US"/>
+        </w:rPr>
+        <w:t>if</w:t>
+      </w:r>
+      <w:proofErr w:type="gramEnd"/>
+      <w:r>
+        <w:rPr>
+          <w:lang w:val="en-US"/>
+        </w:rPr>
+        <w:t xml:space="preserve"> [ -f "$file" ]; then</w:t>
+      </w:r>
+    </w:p>
+    <w:p>
+      <w:pPr>
+        <w:pStyle w:val="a8"/>
+        <w:rPr>
+          <w:lang w:val="en-US"/>
+        </w:rPr>
+      </w:pPr>
+      <w:r>
+        <w:rPr>
+          <w:lang w:val="en-US"/>
+        </w:rPr>
+        <w:t xml:space="preserve">    </w:t>
+      </w:r>
+      <w:proofErr w:type="spellStart"/>
+      <w:r>
+        <w:rPr>
+          <w:lang w:val="en-US"/>
+        </w:rPr>
+        <w:t>odd_exist</w:t>
+      </w:r>
+      <w:proofErr w:type="spellEnd"/>
+      <w:r>
+        <w:rPr>
+          <w:lang w:val="en-US"/>
+        </w:rPr>
+        <w:t>=true</w:t>
+      </w:r>
+    </w:p>
+    <w:p>
+      <w:pPr>
+        <w:pStyle w:val="a8"/>
+        <w:rPr>
+          <w:lang w:val="en-US"/>
+        </w:rPr>
+      </w:pPr>
+      <w:r>
+        <w:rPr>
+          <w:lang w:val="en-US"/>
+        </w:rPr>
+        <w:t xml:space="preserve">    </w:t>
+      </w:r>
+      <w:proofErr w:type="gramStart"/>
+      <w:r>
+        <w:rPr>
+          <w:lang w:val="en-US"/>
+        </w:rPr>
+        <w:t>break</w:t>
+      </w:r>
+      <w:proofErr w:type="gramEnd"/>
+    </w:p>
+    <w:p>
+      <w:pPr>
+        <w:pStyle w:val="a8"/>
+        <w:rPr>
+          <w:lang w:val="en-US"/>
+        </w:rPr>
+      </w:pPr>
+      <w:r>
+        <w:rPr>
+          <w:lang w:val="en-US"/>
+        </w:rPr>
+        <w:t xml:space="preserve">  </w:t>
+      </w:r>
+      <w:proofErr w:type="gramStart"/>
+      <w:r>
+        <w:rPr>
+          <w:lang w:val="en-US"/>
+        </w:rPr>
+        <w:t>fi</w:t>
+      </w:r>
+      <w:proofErr w:type="gramEnd"/>
+    </w:p>
+    <w:p>
+      <w:pPr>
+        <w:pStyle w:val="a8"/>
+        <w:rPr>
+          <w:lang w:val="en-US"/>
+        </w:rPr>
+      </w:pPr>
+      <w:proofErr w:type="gramStart"/>
+      <w:r>
+        <w:rPr>
+          <w:lang w:val="en-US"/>
+        </w:rPr>
+        <w:t>done</w:t>
+      </w:r>
+      <w:proofErr w:type="gramEnd"/>
+    </w:p>
+    <w:p>
+      <w:pPr>
+        <w:pStyle w:val="a8"/>
+        <w:rPr>
+          <w:lang w:val="en-US"/>
+        </w:rPr>
+      </w:pPr>
+    </w:p>
+    <w:p>
+      <w:pPr>
+        <w:pStyle w:val="a8"/>
+        <w:rPr>
+          <w:lang w:val="en-US"/>
+        </w:rPr>
+      </w:pPr>
+      <w:proofErr w:type="gramStart"/>
+      <w:r>
+        <w:rPr>
+          <w:lang w:val="en-US"/>
+        </w:rPr>
+        <w:t>if</w:t>
+      </w:r>
+      <w:proofErr w:type="gramEnd"/>
+      <w:r>
+        <w:rPr>
+          <w:lang w:val="en-US"/>
+        </w:rPr>
+        <w:t xml:space="preserve"> $</w:t>
+      </w:r>
+      <w:proofErr w:type="spellStart"/>
+      <w:r>
+        <w:rPr>
+          <w:lang w:val="en-US"/>
+        </w:rPr>
+        <w:t>odd_exist</w:t>
+      </w:r>
+      <w:proofErr w:type="spellEnd"/>
+      <w:r>
+        <w:rPr>
+          <w:lang w:val="en-US"/>
+        </w:rPr>
+        <w:t>; then</w:t>
+      </w:r>
+    </w:p>
+    <w:p>
+      <w:pPr>
+        <w:pStyle w:val="a8"/>
+        <w:rPr>
+          <w:lang w:val="en-US"/>
+        </w:rPr>
+      </w:pPr>
+      <w:r>
+        <w:rPr>
+          <w:lang w:val="en-US"/>
+        </w:rPr>
+        <w:t xml:space="preserve">  # </w:t>
+      </w:r>
+      <w:r>
+        <w:t>Объединяем</w:t>
+      </w:r>
+      <w:r>
+        <w:rPr>
+          <w:lang w:val="en-US"/>
+        </w:rPr>
+        <w:t xml:space="preserve"> </w:t>
+      </w:r>
+      <w:r>
+        <w:t>файлы</w:t>
+      </w:r>
+      <w:r>
+        <w:rPr>
+          <w:lang w:val="en-US"/>
+        </w:rPr>
+        <w:t xml:space="preserve"> </w:t>
+      </w:r>
+      <w:r>
+        <w:t>в</w:t>
+      </w:r>
+      <w:r>
+        <w:rPr>
+          <w:lang w:val="en-US"/>
+        </w:rPr>
+        <w:t xml:space="preserve"> odd.txt</w:t>
+      </w:r>
+    </w:p>
+    <w:p>
+      <w:pPr>
+        <w:pStyle w:val="a8"/>
+        <w:rPr>
+          <w:lang w:val="en-US"/>
+        </w:rPr>
+      </w:pPr>
+      <w:r>
+        <w:rPr>
+          <w:lang w:val="en-US"/>
+        </w:rPr>
+        <w:t xml:space="preserve">  </w:t>
+      </w:r>
+      <w:proofErr w:type="gramStart"/>
+      <w:r>
+        <w:rPr>
+          <w:lang w:val="en-US"/>
+        </w:rPr>
+        <w:t>cat</w:t>
+      </w:r>
+      <w:proofErr w:type="gramEnd"/>
+      <w:r>
+        <w:rPr>
+          <w:lang w:val="en-US"/>
+        </w:rPr>
+        <w:t xml:space="preserve"> $</w:t>
+      </w:r>
+      <w:proofErr w:type="spellStart"/>
+      <w:r>
+        <w:rPr>
+          <w:lang w:val="en-US"/>
+        </w:rPr>
+        <w:t>odd_files</w:t>
+      </w:r>
+      <w:proofErr w:type="spellEnd"/>
+      <w:r>
+        <w:rPr>
+          <w:lang w:val="en-US"/>
+        </w:rPr>
+        <w:t xml:space="preserve"> &gt; odd.txt 2&gt;/dev/null</w:t>
+      </w:r>
+    </w:p>
+    <w:p>
+      <w:pPr>
+        <w:pStyle w:val="a8"/>
+      </w:pPr>
+      <w:r>
+        <w:rPr>
+          <w:lang w:val="en-US"/>
+        </w:rPr>
+        <w:t xml:space="preserve">  </w:t>
+      </w:r>
+      <w:proofErr w:type="spellStart"/>
+      <w:r>
+        <w:t>if</w:t>
+      </w:r>
+      <w:proofErr w:type="spellEnd"/>
+      <w:r>
+        <w:t xml:space="preserve"> </w:t>
+      </w:r>
+      <w:proofErr w:type="gramStart"/>
+      <w:r>
+        <w:t>[ $</w:t>
+      </w:r>
+      <w:proofErr w:type="gramEnd"/>
+      <w:r>
+        <w:t>? -</w:t>
+      </w:r>
+      <w:proofErr w:type="spellStart"/>
+      <w:r>
+        <w:t>eq</w:t>
+      </w:r>
+      <w:proofErr w:type="spellEnd"/>
+      <w:r>
+        <w:t xml:space="preserve"> 0 ]; </w:t>
+      </w:r>
+      <w:proofErr w:type="spellStart"/>
+      <w:r>
+        <w:t>then</w:t>
+      </w:r>
+      <w:proofErr w:type="spellEnd"/>
+    </w:p>
+    <w:p>
+      <w:pPr>
+        <w:pStyle w:val="a8"/>
+      </w:pPr>
+      <w:r>
+        <w:t xml:space="preserve">    </w:t>
+      </w:r>
+      <w:proofErr w:type="spellStart"/>
+      <w:r>
+        <w:t>echo</w:t>
+      </w:r>
+      <w:proofErr w:type="spellEnd"/>
+      <w:r>
+        <w:t xml:space="preserve"> "Нечетные файлы успешно объединены в odd.txt."</w:t>
+      </w:r>
+    </w:p>
+    <w:p>
+      <w:pPr>
+        <w:pStyle w:val="a8"/>
+      </w:pPr>
+      <w:r>
+        <w:t xml:space="preserve">  </w:t>
+      </w:r>
+      <w:proofErr w:type="spellStart"/>
+      <w:r>
+        <w:t>else</w:t>
+      </w:r>
+      <w:proofErr w:type="spellEnd"/>
+    </w:p>
+    <w:p>
+      <w:pPr>
+        <w:pStyle w:val="a8"/>
+      </w:pPr>
+      <w:r>
+        <w:t xml:space="preserve">    </w:t>
+      </w:r>
+      <w:proofErr w:type="spellStart"/>
+      <w:r>
+        <w:t>echo</w:t>
+      </w:r>
+      <w:proofErr w:type="spellEnd"/>
+      <w:r>
+        <w:t xml:space="preserve"> "Ошибка при объединении нечетных файлов."</w:t>
+      </w:r>
+    </w:p>
+    <w:p>
+      <w:pPr>
+        <w:pStyle w:val="a8"/>
+      </w:pPr>
+      <w:r>
+        <w:t xml:space="preserve">  </w:t>
+      </w:r>
+      <w:proofErr w:type="spellStart"/>
+      <w:r>
+        <w:t>fi</w:t>
+      </w:r>
+      <w:proofErr w:type="spellEnd"/>
+    </w:p>
+    <w:p>
+      <w:pPr>
+        <w:pStyle w:val="a8"/>
+      </w:pPr>
+      <w:proofErr w:type="spellStart"/>
+      <w:r>
+        <w:t>else</w:t>
+      </w:r>
+      <w:proofErr w:type="spellEnd"/>
+    </w:p>
+    <w:p>
+      <w:pPr>
+        <w:pStyle w:val="a8"/>
+      </w:pPr>
+      <w:r>
+        <w:t xml:space="preserve">  </w:t>
+      </w:r>
+      <w:proofErr w:type="spellStart"/>
+      <w:r>
+        <w:t>echo</w:t>
+      </w:r>
+      <w:proofErr w:type="spellEnd"/>
+      <w:r>
+        <w:t xml:space="preserve"> "Нет файлов с нечетными номерами для объединения."</w:t>
+      </w:r>
+    </w:p>
+    <w:p>
+      <w:pPr>
+        <w:pStyle w:val="a8"/>
+      </w:pPr>
+      <w:proofErr w:type="spellStart"/>
+      <w:r>
+        <w:t>fi</w:t>
+      </w:r>
+      <w:proofErr w:type="spellEnd"/>
+    </w:p>
+    <w:p>
+      <w:pPr>
+        <w:pStyle w:val="a8"/>
+      </w:pPr>
+    </w:p>
+    <w:p>
+      <w:pPr>
+        <w:pStyle w:val="a8"/>
+      </w:pPr>
+      <w:proofErr w:type="spellStart"/>
+      <w:r>
+        <w:t>echo</w:t>
+      </w:r>
+      <w:proofErr w:type="spellEnd"/>
+      <w:r>
+        <w:t xml:space="preserve"> "Объединение файлов завершено."</w:t>
+      </w:r>
+    </w:p>
+    <w:p>
+      <w:pPr>
+        <w:pStyle w:val="3"/>
+        <w:rPr>
+          <w:lang w:val="ru-RU"/>
+        </w:rPr>
+      </w:pPr>
+      <w:r>
+        <w:t>show</w:t>
+      </w:r>
+      <w:r>
+        <w:rPr>
+          <w:lang w:val="ru-RU"/>
+        </w:rPr>
+        <w:t>_</w:t>
+      </w:r>
+      <w:r>
+        <w:t>files</w:t>
+      </w:r>
+      <w:r>
+        <w:rPr>
+          <w:lang w:val="ru-RU"/>
+        </w:rPr>
+        <w:t>.</w:t>
+      </w:r>
+      <w:proofErr w:type="spellStart"/>
+      <w:r>
+        <w:t>sh</w:t>
+      </w:r>
+      <w:proofErr w:type="spellEnd"/>
+    </w:p>
+    <w:p>
+      <w:pPr>
+        <w:pStyle w:val="a8"/>
+      </w:pPr>
+      <w:proofErr w:type="gramStart"/>
+      <w:r>
+        <w:t>#!/</w:t>
+      </w:r>
+      <w:proofErr w:type="spellStart"/>
+      <w:proofErr w:type="gramEnd"/>
+      <w:r>
+        <w:t>bin</w:t>
+      </w:r>
+      <w:proofErr w:type="spellEnd"/>
+      <w:r>
+        <w:t>/</w:t>
+      </w:r>
+      <w:proofErr w:type="spellStart"/>
+      <w:r>
+        <w:t>bash</w:t>
+      </w:r>
+      <w:proofErr w:type="spellEnd"/>
+    </w:p>
+    <w:p>
+      <w:pPr>
+        <w:pStyle w:val="a8"/>
+      </w:pPr>
+      <w:r>
+        <w:t># show_files.sh: Вывод содержимого объединенных файлов even.txt и odd.txt.</w:t>
+      </w:r>
+    </w:p>
+    <w:p>
+      <w:pPr>
+        <w:pStyle w:val="a8"/>
+      </w:pPr>
+      <w:r>
+        <w:lastRenderedPageBreak/>
+        <w:t># Скрипт проверяет наличие файлов и, если они существуют, выводит их содержимое.</w:t>
+      </w:r>
+    </w:p>
+    <w:p>
+      <w:pPr>
+        <w:pStyle w:val="a8"/>
+      </w:pPr>
+    </w:p>
+    <w:p>
+      <w:pPr>
+        <w:pStyle w:val="a8"/>
+      </w:pPr>
+      <w:proofErr w:type="spellStart"/>
+      <w:r>
+        <w:t>echo</w:t>
+      </w:r>
+      <w:proofErr w:type="spellEnd"/>
+      <w:r>
+        <w:t xml:space="preserve"> "Вывод содержимого объединенных файлов..."</w:t>
+      </w:r>
+    </w:p>
+    <w:p>
+      <w:pPr>
+        <w:pStyle w:val="a8"/>
+      </w:pPr>
+    </w:p>
+    <w:p>
+      <w:pPr>
+        <w:pStyle w:val="a8"/>
+      </w:pPr>
+      <w:r>
+        <w:t># Проверка и вывод содержимого even.txt</w:t>
+      </w:r>
+    </w:p>
+    <w:p>
+      <w:pPr>
+        <w:pStyle w:val="a8"/>
+        <w:rPr>
+          <w:lang w:val="en-US"/>
+        </w:rPr>
+      </w:pPr>
+      <w:proofErr w:type="gramStart"/>
+      <w:r>
+        <w:rPr>
+          <w:lang w:val="en-US"/>
+        </w:rPr>
+        <w:t>if</w:t>
+      </w:r>
+      <w:proofErr w:type="gramEnd"/>
+      <w:r>
+        <w:rPr>
+          <w:lang w:val="en-US"/>
+        </w:rPr>
+        <w:t xml:space="preserve"> [ -f "even.txt" ]; then</w:t>
+      </w:r>
+    </w:p>
+    <w:p>
+      <w:pPr>
+        <w:pStyle w:val="a8"/>
+        <w:rPr>
+          <w:lang w:val="en-US"/>
+        </w:rPr>
+      </w:pPr>
+      <w:r>
+        <w:rPr>
+          <w:lang w:val="en-US"/>
+        </w:rPr>
+        <w:t xml:space="preserve">  </w:t>
+      </w:r>
+      <w:proofErr w:type="gramStart"/>
+      <w:r>
+        <w:rPr>
+          <w:lang w:val="en-US"/>
+        </w:rPr>
+        <w:t>echo</w:t>
+      </w:r>
+      <w:proofErr w:type="gramEnd"/>
+      <w:r>
+        <w:rPr>
+          <w:lang w:val="en-US"/>
+        </w:rPr>
+        <w:t xml:space="preserve"> "</w:t>
+      </w:r>
+      <w:r>
+        <w:t>Содержимое</w:t>
+      </w:r>
+      <w:r>
+        <w:rPr>
+          <w:lang w:val="en-US"/>
+        </w:rPr>
+        <w:t xml:space="preserve"> even.txt:"</w:t>
+      </w:r>
+    </w:p>
+    <w:p>
+      <w:pPr>
+        <w:pStyle w:val="a8"/>
+        <w:rPr>
+          <w:lang w:val="en-US"/>
+        </w:rPr>
+      </w:pPr>
+      <w:r>
+        <w:rPr>
+          <w:lang w:val="en-US"/>
+        </w:rPr>
+        <w:t xml:space="preserve">  </w:t>
+      </w:r>
+      <w:proofErr w:type="gramStart"/>
+      <w:r>
+        <w:rPr>
+          <w:lang w:val="en-US"/>
+        </w:rPr>
+        <w:t>cat</w:t>
+      </w:r>
+      <w:proofErr w:type="gramEnd"/>
+      <w:r>
+        <w:rPr>
+          <w:lang w:val="en-US"/>
+        </w:rPr>
+        <w:t xml:space="preserve"> even.txt</w:t>
+      </w:r>
+    </w:p>
+    <w:p>
+      <w:pPr>
+        <w:pStyle w:val="a8"/>
+        <w:rPr>
+          <w:lang w:val="en-US"/>
+        </w:rPr>
+      </w:pPr>
+      <w:r>
+        <w:rPr>
+          <w:lang w:val="en-US"/>
+        </w:rPr>
+        <w:t xml:space="preserve">  </w:t>
+      </w:r>
+      <w:proofErr w:type="gramStart"/>
+      <w:r>
+        <w:rPr>
+          <w:lang w:val="en-US"/>
+        </w:rPr>
+        <w:t>echo</w:t>
+      </w:r>
+      <w:proofErr w:type="gramEnd"/>
+      <w:r>
+        <w:rPr>
+          <w:lang w:val="en-US"/>
+        </w:rPr>
+        <w:t xml:space="preserve"> ""</w:t>
+      </w:r>
+    </w:p>
+    <w:p>
+      <w:pPr>
+        <w:pStyle w:val="a8"/>
+        <w:rPr>
+          <w:lang w:val="en-US"/>
+        </w:rPr>
+      </w:pPr>
+      <w:proofErr w:type="gramStart"/>
+      <w:r>
+        <w:rPr>
+          <w:lang w:val="en-US"/>
+        </w:rPr>
+        <w:t>else</w:t>
+      </w:r>
+      <w:proofErr w:type="gramEnd"/>
+    </w:p>
+    <w:p>
+      <w:pPr>
+        <w:pStyle w:val="a8"/>
+        <w:rPr>
+          <w:lang w:val="en-US"/>
+        </w:rPr>
+      </w:pPr>
+      <w:r>
+        <w:rPr>
+          <w:lang w:val="en-US"/>
+        </w:rPr>
+        <w:t xml:space="preserve">  </w:t>
+      </w:r>
+      <w:proofErr w:type="gramStart"/>
+      <w:r>
+        <w:rPr>
+          <w:lang w:val="en-US"/>
+        </w:rPr>
+        <w:t>echo</w:t>
+      </w:r>
+      <w:proofErr w:type="gramEnd"/>
+      <w:r>
+        <w:rPr>
+          <w:lang w:val="en-US"/>
+        </w:rPr>
+        <w:t xml:space="preserve"> "</w:t>
+      </w:r>
+      <w:r>
+        <w:t>Файл</w:t>
+      </w:r>
+      <w:r>
+        <w:rPr>
+          <w:lang w:val="en-US"/>
+        </w:rPr>
+        <w:t xml:space="preserve"> even.txt </w:t>
+      </w:r>
+      <w:r>
+        <w:t>не</w:t>
+      </w:r>
+      <w:r>
+        <w:rPr>
+          <w:lang w:val="en-US"/>
+        </w:rPr>
+        <w:t xml:space="preserve"> </w:t>
+      </w:r>
+      <w:r>
+        <w:t>найден</w:t>
+      </w:r>
+      <w:r>
+        <w:rPr>
+          <w:lang w:val="en-US"/>
+        </w:rPr>
+        <w:t>."</w:t>
+      </w:r>
+    </w:p>
+    <w:p>
+      <w:pPr>
+        <w:pStyle w:val="a8"/>
+      </w:pPr>
+      <w:proofErr w:type="spellStart"/>
+      <w:r>
+        <w:t>fi</w:t>
+      </w:r>
+      <w:proofErr w:type="spellEnd"/>
+    </w:p>
+    <w:p>
+      <w:pPr>
+        <w:pStyle w:val="a8"/>
+      </w:pPr>
+    </w:p>
+    <w:p>
+      <w:pPr>
+        <w:pStyle w:val="a8"/>
+      </w:pPr>
+      <w:r>
+        <w:t># Проверка и вывод содержимого odd.txt</w:t>
+      </w:r>
+    </w:p>
+    <w:p>
+      <w:pPr>
+        <w:pStyle w:val="a8"/>
+        <w:rPr>
+          <w:lang w:val="en-US"/>
+        </w:rPr>
+      </w:pPr>
+      <w:proofErr w:type="gramStart"/>
+      <w:r>
+        <w:rPr>
+          <w:lang w:val="en-US"/>
+        </w:rPr>
+        <w:t>if</w:t>
+      </w:r>
+      <w:proofErr w:type="gramEnd"/>
+      <w:r>
+        <w:rPr>
+          <w:lang w:val="en-US"/>
+        </w:rPr>
+        <w:t xml:space="preserve"> [ -f "odd.txt" ]; then</w:t>
+      </w:r>
+    </w:p>
+    <w:p>
+      <w:pPr>
+        <w:pStyle w:val="a8"/>
+        <w:rPr>
+          <w:lang w:val="en-US"/>
+        </w:rPr>
+      </w:pPr>
+      <w:r>
+        <w:rPr>
+          <w:lang w:val="en-US"/>
+        </w:rPr>
+        <w:t xml:space="preserve">  </w:t>
+      </w:r>
+      <w:proofErr w:type="gramStart"/>
+      <w:r>
+        <w:rPr>
+          <w:lang w:val="en-US"/>
+        </w:rPr>
+        <w:t>echo</w:t>
+      </w:r>
+      <w:proofErr w:type="gramEnd"/>
+      <w:r>
+        <w:rPr>
+          <w:lang w:val="en-US"/>
+        </w:rPr>
+        <w:t xml:space="preserve"> "</w:t>
+      </w:r>
+      <w:r>
+        <w:t>Содержимое</w:t>
+      </w:r>
+      <w:r>
+        <w:rPr>
+          <w:lang w:val="en-US"/>
+        </w:rPr>
+        <w:t xml:space="preserve"> odd.txt:"</w:t>
+      </w:r>
+    </w:p>
+    <w:p>
+      <w:pPr>
+        <w:pStyle w:val="a8"/>
+        <w:rPr>
+          <w:lang w:val="en-US"/>
+        </w:rPr>
+      </w:pPr>
+      <w:r>
+        <w:rPr>
+          <w:lang w:val="en-US"/>
+        </w:rPr>
+        <w:t xml:space="preserve">  </w:t>
+      </w:r>
+      <w:proofErr w:type="gramStart"/>
+      <w:r>
+        <w:rPr>
+          <w:lang w:val="en-US"/>
+        </w:rPr>
+        <w:t>cat</w:t>
+      </w:r>
+      <w:proofErr w:type="gramEnd"/>
+      <w:r>
+        <w:rPr>
+          <w:lang w:val="en-US"/>
+        </w:rPr>
+        <w:t xml:space="preserve"> odd.txt</w:t>
+      </w:r>
+    </w:p>
+    <w:p>
+      <w:pPr>
+        <w:pStyle w:val="a8"/>
+        <w:rPr>
+          <w:lang w:val="en-US"/>
+        </w:rPr>
+      </w:pPr>
+      <w:r>
+        <w:rPr>
+          <w:lang w:val="en-US"/>
+        </w:rPr>
+        <w:t xml:space="preserve">  </w:t>
+      </w:r>
+      <w:proofErr w:type="gramStart"/>
+      <w:r>
+        <w:rPr>
+          <w:lang w:val="en-US"/>
+        </w:rPr>
+        <w:t>echo</w:t>
+      </w:r>
+      <w:proofErr w:type="gramEnd"/>
+      <w:r>
+        <w:rPr>
+          <w:lang w:val="en-US"/>
+        </w:rPr>
+        <w:t xml:space="preserve"> ""</w:t>
+      </w:r>
+    </w:p>
+    <w:p>
+      <w:pPr>
+        <w:pStyle w:val="a8"/>
+        <w:rPr>
+          <w:lang w:val="en-US"/>
+        </w:rPr>
+      </w:pPr>
+      <w:proofErr w:type="gramStart"/>
+      <w:r>
+        <w:rPr>
+          <w:lang w:val="en-US"/>
+        </w:rPr>
+        <w:t>else</w:t>
+      </w:r>
+      <w:proofErr w:type="gramEnd"/>
+    </w:p>
+    <w:p>
+      <w:pPr>
+        <w:pStyle w:val="a8"/>
+        <w:rPr>
+          <w:lang w:val="en-US"/>
+        </w:rPr>
+      </w:pPr>
+      <w:r>
+        <w:rPr>
+          <w:lang w:val="en-US"/>
+        </w:rPr>
+        <w:t> </w:t>
+      </w:r>
+      <w:r>
+        <w:rPr>
+          <w:lang w:val="en-US"/>
+        </w:rPr>
+        <w:t xml:space="preserve"> </w:t>
+      </w:r>
+      <w:proofErr w:type="gramStart"/>
+      <w:r>
+        <w:rPr>
+          <w:lang w:val="en-US"/>
+        </w:rPr>
+        <w:t>echo</w:t>
+      </w:r>
+      <w:proofErr w:type="gramEnd"/>
+      <w:r>
+        <w:rPr>
+          <w:lang w:val="en-US"/>
+        </w:rPr>
+        <w:t xml:space="preserve"> "</w:t>
+      </w:r>
+      <w:r>
+        <w:t>Файл</w:t>
+      </w:r>
+      <w:r>
+        <w:rPr>
+          <w:lang w:val="en-US"/>
+        </w:rPr>
+        <w:t xml:space="preserve"> </w:t>
+      </w:r>
+      <w:r>
+        <w:rPr>
+          <w:lang w:val="en-US"/>
+        </w:rPr>
+        <w:t>odd</w:t>
+      </w:r>
+      <w:r>
+        <w:rPr>
+          <w:lang w:val="en-US"/>
+        </w:rPr>
+        <w:t>.</w:t>
+      </w:r>
+      <w:r>
+        <w:rPr>
+          <w:lang w:val="en-US"/>
+        </w:rPr>
+        <w:t>txt</w:t>
+      </w:r>
+      <w:r>
+        <w:rPr>
+          <w:lang w:val="en-US"/>
+        </w:rPr>
+        <w:t xml:space="preserve"> </w:t>
+      </w:r>
+      <w:r>
+        <w:t>не</w:t>
+      </w:r>
+      <w:r>
+        <w:rPr>
+          <w:lang w:val="en-US"/>
+        </w:rPr>
+        <w:t xml:space="preserve"> </w:t>
+      </w:r>
+      <w:r>
+        <w:t>найден</w:t>
+      </w:r>
+      <w:r>
+        <w:rPr>
+          <w:lang w:val="en-US"/>
+        </w:rPr>
+        <w:t>."</w:t>
+      </w:r>
+    </w:p>
+    <w:p>
+      <w:pPr>
+        <w:pStyle w:val="a8"/>
+      </w:pPr>
+      <w:proofErr w:type="spellStart"/>
+      <w:r>
+        <w:t>fi</w:t>
+      </w:r>
+      <w:proofErr w:type="spellEnd"/>
+    </w:p>
+    <w:p>
+      <w:pPr>
+        <w:pStyle w:val="a8"/>
+      </w:pPr>
+    </w:p>
+    <w:p>
+      <w:pPr>
+        <w:pStyle w:val="a8"/>
+      </w:pPr>
+      <w:proofErr w:type="spellStart"/>
+      <w:r>
+        <w:t>echo</w:t>
+      </w:r>
+      <w:proofErr w:type="spellEnd"/>
+      <w:r>
+        <w:t xml:space="preserve"> "Вывод завершен."</w:t>
+      </w:r>
     </w:p>
     <w:p>
       <w:pPr>
         <w:pStyle w:val="a5"/>
+      </w:pPr>
+    </w:p>
+    <w:p>
+      <w:pPr>
+        <w:pStyle w:val="2"/>
+      </w:pPr>
+    </w:p>
+    <w:p>
+      <w:pPr>
+        <w:pStyle w:val="a5"/>
+      </w:pPr>
+      <w:r>
+        <w:t>Примеры запуска сценария:</w:t>
+      </w:r>
+    </w:p>
+    <w:p>
+      <w:pPr>
+        <w:pStyle w:val="a5"/>
+        <w:numPr>
+          <w:ilvl w:val="0"/>
+          <w:numId w:val="2"/>
+        </w:numPr>
+      </w:pPr>
+      <w:r>
+        <w:t xml:space="preserve">Запуск без обязательных параметров. </w:t>
+      </w:r>
+    </w:p>
+    <w:p>
+      <w:pPr>
+        <w:pStyle w:val="a5"/>
+        <w:ind w:left="927" w:firstLine="0"/>
+      </w:pPr>
+      <w:r>
+        <w:t>Результат: сообщение об ошибки.</w:t>
+      </w:r>
+    </w:p>
+    <w:p>
+      <w:r>
+        <w:pict>
+          <v:shape id="_x0000_i1031" type="#_x0000_t75" style="width:425.1pt;height:30.55pt">
+            <v:imagedata r:id="rId15" o:title="t4_launch_error"/>
+          </v:shape>
+        </w:pict>
+      </w:r>
+    </w:p>
+    <w:p>
+      <w:pPr>
+        <w:pStyle w:val="a5"/>
+        <w:numPr>
+          <w:ilvl w:val="0"/>
+          <w:numId w:val="2"/>
+        </w:numPr>
+      </w:pPr>
+      <w:r>
+        <w:t xml:space="preserve">Запуск сценария с параметрами: </w:t>
+      </w:r>
+      <w:r>
+        <w:rPr>
+          <w:b/>
+        </w:rPr>
+        <w:t>32 11</w:t>
+      </w:r>
+      <w:r>
+        <w:t>.</w:t>
+      </w:r>
+    </w:p>
+    <w:p>
+      <w:pPr>
+        <w:pStyle w:val="a5"/>
+        <w:ind w:left="927" w:firstLine="0"/>
+      </w:pPr>
+      <w:r>
+        <w:t>Результат:</w:t>
+      </w:r>
+      <w:r>
+        <w:t xml:space="preserve"> </w:t>
+      </w:r>
+      <w:r>
+        <w:t xml:space="preserve">вывод текущих даты и времени, номера группы и номера бригады. Вывод меню </w:t>
+      </w:r>
+      <w:r>
+        <w:t xml:space="preserve">для взаимодействия с программой, которая </w:t>
+      </w:r>
+      <w:r>
+        <w:t>ожидает ввода пунктов меню.</w:t>
+      </w:r>
+    </w:p>
+    <w:p>
+      <w:pPr>
+        <w:pStyle w:val="a5"/>
+        <w:ind w:left="927" w:firstLine="0"/>
+      </w:pPr>
+      <w:r>
+        <w:t xml:space="preserve">Примечание: </w:t>
+      </w:r>
+      <w:r>
+        <w:rPr>
+          <w:lang w:val="en-US"/>
+        </w:rPr>
+        <w:t>KRAT</w:t>
+      </w:r>
+      <w:r>
+        <w:t xml:space="preserve"> </w:t>
+      </w:r>
+      <w:r>
+        <w:t>в дате-времени обозначает то, что в системе установлено Красноярское время</w:t>
+      </w:r>
+      <w:r>
+        <w:t>.</w:t>
+      </w:r>
+    </w:p>
+    <w:p>
+      <w:r>
+        <w:lastRenderedPageBreak/>
+        <w:pict>
+          <v:shape id="_x0000_i1032" type="#_x0000_t75" style="width:425.1pt;height:123.25pt">
+            <v:imagedata r:id="rId16" o:title="t4_launch"/>
+          </v:shape>
+        </w:pict>
+      </w:r>
+    </w:p>
+    <w:p>
+      <w:pPr>
+        <w:pStyle w:val="a5"/>
+        <w:numPr>
+          <w:ilvl w:val="0"/>
+          <w:numId w:val="2"/>
+        </w:numPr>
+      </w:pPr>
+      <w:r>
+        <w:t>Генерация файлов с четными номерами. (</w:t>
+      </w:r>
+      <w:r>
+        <w:t>Выбор п</w:t>
+      </w:r>
+      <w:r>
+        <w:t>ункт</w:t>
+      </w:r>
+      <w:r>
+        <w:t>а</w:t>
+      </w:r>
+      <w:r>
+        <w:t xml:space="preserve"> 1</w:t>
+      </w:r>
+      <w:r>
+        <w:t>)</w:t>
+      </w:r>
+    </w:p>
+    <w:p>
+      <w:pPr>
+        <w:pStyle w:val="a5"/>
+        <w:ind w:left="927" w:firstLine="0"/>
+      </w:pPr>
+      <w:r>
+        <w:t>Результат: генерация файлов с</w:t>
+      </w:r>
+      <w:r>
+        <w:t xml:space="preserve"> четными номерами, при это происходит уведомление</w:t>
+      </w:r>
+      <w:r>
+        <w:t xml:space="preserve"> о создании каждого файла пользователя.</w:t>
+      </w:r>
+      <w:r>
+        <w:t xml:space="preserve"> После окончания генерации файлов, меню выводится заново.</w:t>
+      </w:r>
+    </w:p>
+    <w:p>
+      <w:r>
+        <w:pict>
+          <v:shape id="_x0000_i1121" type="#_x0000_t75" style="width:425.1pt;height:475.8pt">
+            <v:imagedata r:id="rId17" o:title="t4_n1_1"/>
+          </v:shape>
+        </w:pict>
+      </w:r>
+    </w:p>
+    <w:p>
+      <w:pPr>
+        <w:pStyle w:val="a5"/>
+      </w:pPr>
+      <w:r>
+        <w:t>Вывод меню:</w:t>
+      </w:r>
+    </w:p>
+    <w:p>
+      <w:r>
+        <w:lastRenderedPageBreak/>
+        <w:pict>
+          <v:shape id="_x0000_i1036" type="#_x0000_t75" style="width:425.1pt;height:82.35pt">
+            <v:imagedata r:id="rId18" o:title="t4_n1_2"/>
+          </v:shape>
+        </w:pict>
+      </w:r>
+    </w:p>
+    <w:p>
+      <w:pPr>
+        <w:pStyle w:val="a5"/>
+        <w:numPr>
+          <w:ilvl w:val="0"/>
+          <w:numId w:val="2"/>
+        </w:numPr>
+      </w:pPr>
+      <w:r>
+        <w:t xml:space="preserve">Генерация файлов с </w:t>
+      </w:r>
+      <w:r>
+        <w:t>не</w:t>
+      </w:r>
+      <w:r>
+        <w:t>четными номерами</w:t>
+      </w:r>
+      <w:r>
+        <w:t xml:space="preserve">. </w:t>
+      </w:r>
+      <w:r>
+        <w:t>(</w:t>
+      </w:r>
+      <w:r>
+        <w:t>Выбор пункта 2</w:t>
+      </w:r>
+      <w:r>
+        <w:t>)</w:t>
+      </w:r>
+    </w:p>
+    <w:p>
+      <w:pPr>
+        <w:pStyle w:val="a5"/>
+        <w:ind w:left="927" w:firstLine="0"/>
+      </w:pPr>
+      <w:r>
+        <w:t>Результат: генерация</w:t>
+      </w:r>
+      <w:r>
+        <w:t xml:space="preserve"> файлов с</w:t>
+      </w:r>
+      <w:r>
+        <w:t xml:space="preserve"> </w:t>
+      </w:r>
+      <w:r>
+        <w:t>не</w:t>
+      </w:r>
+      <w:r>
+        <w:t>че</w:t>
+      </w:r>
+      <w:r>
+        <w:t>тными номерами</w:t>
+      </w:r>
+      <w:r>
+        <w:t>, при этом происходит уведомление</w:t>
+      </w:r>
+      <w:r>
+        <w:t xml:space="preserve"> о создании каждого файла пользователя. После окончания генерации файлов, меню выводится заново.</w:t>
+      </w:r>
+    </w:p>
+    <w:p>
+      <w:r>
+        <w:pict>
+          <v:shape id="_x0000_i1088" type="#_x0000_t75" style="width:399.15pt;height:442.95pt">
+            <v:imagedata r:id="rId19" o:title="t4_n2_1"/>
+          </v:shape>
+        </w:pict>
+      </w:r>
+    </w:p>
+    <w:p>
+      <w:pPr>
+        <w:pStyle w:val="a5"/>
+      </w:pPr>
+      <w:r>
+        <w:t>Вывод меню:</w:t>
+      </w:r>
+    </w:p>
+    <w:p>
+      <w:r>
+        <w:pict>
+          <v:shape id="_x0000_i1039" type="#_x0000_t75" style="width:396.85pt;height:79.5pt">
+            <v:imagedata r:id="rId20" o:title="t4_n2_2"/>
+          </v:shape>
+        </w:pict>
+      </w:r>
+    </w:p>
+    <w:p>
+      <w:pPr>
+        <w:pStyle w:val="a5"/>
+        <w:numPr>
+          <w:ilvl w:val="0"/>
+          <w:numId w:val="2"/>
+        </w:numPr>
+      </w:pPr>
+      <w:r>
+        <w:lastRenderedPageBreak/>
+        <w:t>Объединение файлов. (</w:t>
+      </w:r>
+      <w:r>
+        <w:t>Выбор пункта 3</w:t>
+      </w:r>
+      <w:r>
+        <w:t>)</w:t>
+      </w:r>
+    </w:p>
+    <w:p>
+      <w:pPr>
+        <w:pStyle w:val="a5"/>
+        <w:ind w:left="927" w:firstLine="0"/>
+      </w:pPr>
+      <w:r>
+        <w:t xml:space="preserve">Результат: четные и нечетные файлы объединены в </w:t>
+      </w:r>
+      <w:r>
+        <w:rPr>
+          <w:lang w:val="en-US"/>
+        </w:rPr>
+        <w:t>even</w:t>
+      </w:r>
+      <w:r>
+        <w:t>.</w:t>
+      </w:r>
+      <w:r>
+        <w:rPr>
+          <w:lang w:val="en-US"/>
+        </w:rPr>
+        <w:t>txt</w:t>
+      </w:r>
+      <w:r>
+        <w:t xml:space="preserve"> и</w:t>
+      </w:r>
+      <w:r>
+        <w:t xml:space="preserve"> </w:t>
+      </w:r>
+      <w:r>
+        <w:rPr>
+          <w:lang w:val="en-US"/>
+        </w:rPr>
+        <w:t>odd</w:t>
+      </w:r>
+      <w:r>
+        <w:t>.</w:t>
+      </w:r>
+      <w:r>
+        <w:rPr>
+          <w:lang w:val="en-US"/>
+        </w:rPr>
+        <w:t>txt</w:t>
+      </w:r>
+      <w:r>
+        <w:t xml:space="preserve"> соответственно. После завершения объединения, выводится меню.</w:t>
+      </w:r>
+    </w:p>
+    <w:p>
+      <w:r>
+        <w:pict>
+          <v:shape id="_x0000_i1040" type="#_x0000_t75" style="width:425.1pt;height:128.45pt">
+            <v:imagedata r:id="rId21" o:title="t4_n3"/>
+          </v:shape>
+        </w:pict>
+      </w:r>
+    </w:p>
+    <w:p>
+      <w:pPr>
+        <w:pStyle w:val="a5"/>
+        <w:numPr>
+          <w:ilvl w:val="0"/>
+          <w:numId w:val="2"/>
+        </w:numPr>
+      </w:pPr>
+      <w:r>
+        <w:t xml:space="preserve">Объединение файлов без наличия файлов. </w:t>
+      </w:r>
+    </w:p>
+    <w:p>
+      <w:pPr>
+        <w:pStyle w:val="a5"/>
+        <w:ind w:left="927" w:firstLine="0"/>
+      </w:pPr>
+      <w:r>
+        <w:t>Результат:</w:t>
+      </w:r>
+      <w:r>
+        <w:t xml:space="preserve"> сообщение об отсутствии файлов</w:t>
+      </w:r>
+      <w:r>
+        <w:t xml:space="preserve"> с четными или нечетными номерам</w:t>
+      </w:r>
+      <w:r>
+        <w:t>и</w:t>
+      </w:r>
+      <w:r>
+        <w:t>.</w:t>
+      </w:r>
+    </w:p>
+    <w:p>
+      <w:r>
+        <w:pict>
+          <v:shape id="_x0000_i1124" type="#_x0000_t75" style="width:416.45pt;height:125.55pt">
+            <v:imagedata r:id="rId22" o:title="t4_n3_no_files"/>
+          </v:shape>
+        </w:pict>
+      </w:r>
+    </w:p>
+    <w:p>
+      <w:pPr>
+        <w:pStyle w:val="a5"/>
+        <w:numPr>
+          <w:ilvl w:val="0"/>
+          <w:numId w:val="2"/>
+        </w:numPr>
+      </w:pPr>
+      <w:r>
+        <w:t>Вывод содержимого объединенных файлов. (</w:t>
+      </w:r>
+      <w:r>
+        <w:t>Выбор п</w:t>
+      </w:r>
+      <w:r>
+        <w:t>ункт</w:t>
+      </w:r>
+      <w:r>
+        <w:t>а</w:t>
+      </w:r>
+      <w:r>
+        <w:t xml:space="preserve"> 4)</w:t>
+      </w:r>
+    </w:p>
+    <w:p>
+      <w:pPr>
+        <w:pStyle w:val="a5"/>
+        <w:ind w:left="927" w:firstLine="0"/>
+      </w:pPr>
+      <w:r>
+        <w:t>Результат: вывод содержимого</w:t>
+      </w:r>
+      <w:r>
+        <w:t xml:space="preserve"> </w:t>
+      </w:r>
+      <w:r>
+        <w:t xml:space="preserve">файлов </w:t>
+      </w:r>
+      <w:r>
+        <w:rPr>
+          <w:b/>
+          <w:lang w:val="en-US"/>
+        </w:rPr>
+        <w:t>even</w:t>
+      </w:r>
+      <w:r>
+        <w:rPr>
+          <w:b/>
+        </w:rPr>
+        <w:t>.</w:t>
+      </w:r>
+      <w:r>
+        <w:rPr>
+          <w:b/>
+          <w:lang w:val="en-US"/>
+        </w:rPr>
+        <w:t>txt</w:t>
+      </w:r>
+      <w:r>
+        <w:t xml:space="preserve"> </w:t>
+      </w:r>
+      <w:r>
+        <w:t xml:space="preserve">и </w:t>
+      </w:r>
+      <w:r>
+        <w:rPr>
+          <w:b/>
+          <w:lang w:val="en-US"/>
+        </w:rPr>
+        <w:t>odd</w:t>
+      </w:r>
+      <w:r>
+        <w:rPr>
+          <w:b/>
+        </w:rPr>
+        <w:t>.</w:t>
+      </w:r>
+      <w:r>
+        <w:rPr>
+          <w:b/>
+          <w:lang w:val="en-US"/>
+        </w:rPr>
+        <w:t>txt</w:t>
+      </w:r>
+      <w:r>
+        <w:t xml:space="preserve">. </w:t>
+      </w:r>
+      <w:r>
+        <w:t xml:space="preserve">После завершения </w:t>
+      </w:r>
+      <w:r>
+        <w:t>вывода</w:t>
+      </w:r>
+      <w:r>
+        <w:t>,</w:t>
+      </w:r>
+      <w:r>
+        <w:t xml:space="preserve"> отображается</w:t>
+      </w:r>
+      <w:r>
+        <w:t xml:space="preserve"> меню</w:t>
+      </w:r>
+      <w:r>
+        <w:t>.</w:t>
+      </w:r>
+    </w:p>
+    <w:p>
+      <w:pPr>
+        <w:pStyle w:val="a5"/>
+        <w:ind w:left="927" w:firstLine="0"/>
+      </w:pPr>
+      <w:r>
+        <w:t>Вывод получился громоздкий, поэтому представили только часть: начало и конец вывода каждого файла. Также дополнили отчет скриншотом меню.</w:t>
+      </w:r>
+    </w:p>
+    <w:p>
+      <w:pPr>
+        <w:pStyle w:val="a5"/>
+      </w:pPr>
+      <w:r>
+        <w:t>Начало вывода четных файлов:</w:t>
+      </w:r>
+    </w:p>
+    <w:p>
+      <w:pPr>
+        <w:rPr>
+          <w:lang w:val="en-US"/>
+        </w:rPr>
+      </w:pPr>
+      <w:r>
+        <w:rPr>
+          <w:lang w:val="en-US"/>
+        </w:rPr>
+        <w:pict>
+          <v:shape id="_x0000_i1057" type="#_x0000_t75" style="width:414.15pt;height:133.05pt">
+            <v:imagedata r:id="rId23" o:title="t4_n4_even"/>
+          </v:shape>
+        </w:pict>
+      </w:r>
+    </w:p>
+    <w:p>
+      <w:pPr>
+        <w:pStyle w:val="a5"/>
+      </w:pPr>
+      <w:r>
+        <w:t>Конец вывода четных файлов:</w:t>
+      </w:r>
+    </w:p>
+    <w:p>
+      <w:pPr>
+        <w:rPr>
+          <w:lang w:val="en-US"/>
+        </w:rPr>
+      </w:pPr>
+      <w:r>
+        <w:rPr>
+          <w:lang w:val="en-US"/>
+        </w:rPr>
+        <w:lastRenderedPageBreak/>
+        <w:pict>
+          <v:shape id="_x0000_i1058" type="#_x0000_t75" style="width:414.15pt;height:121.55pt">
+            <v:imagedata r:id="rId24" o:title="t4_n4_even_end"/>
+          </v:shape>
+        </w:pict>
+      </w:r>
+    </w:p>
+    <w:p>
+      <w:pPr>
+        <w:pStyle w:val="a5"/>
+      </w:pPr>
+      <w:r>
+        <w:t xml:space="preserve">Начало вывода </w:t>
+      </w:r>
+      <w:r>
+        <w:t>не</w:t>
+      </w:r>
+      <w:r>
+        <w:t>четных файлов:</w:t>
+      </w:r>
+    </w:p>
+    <w:p>
+      <w:pPr>
+        <w:rPr>
+          <w:lang w:val="en-US"/>
+        </w:rPr>
+      </w:pPr>
+      <w:r>
+        <w:rPr>
+          <w:lang w:val="en-US"/>
+        </w:rPr>
+        <w:pict>
+          <v:shape id="_x0000_i1059" type="#_x0000_t75" style="width:414.15pt;height:139.4pt">
+            <v:imagedata r:id="rId25" o:title="t4_n4_odd"/>
+          </v:shape>
+        </w:pict>
+      </w:r>
+    </w:p>
+    <w:p>
+      <w:pPr>
+        <w:pStyle w:val="a5"/>
+      </w:pPr>
+      <w:r>
+        <w:t xml:space="preserve">Конец вывода </w:t>
+      </w:r>
+      <w:r>
+        <w:t>не</w:t>
+      </w:r>
+      <w:r>
+        <w:t>четных файлов</w:t>
+      </w:r>
+      <w:r>
+        <w:t xml:space="preserve"> и меню</w:t>
+      </w:r>
+      <w:r>
+        <w:t>:</w:t>
+      </w:r>
+    </w:p>
+    <w:p>
+      <w:pPr>
+        <w:rPr>
+          <w:lang w:val="en-US"/>
+        </w:rPr>
+      </w:pPr>
+      <w:r>
+        <w:rPr>
+          <w:lang w:val="en-US"/>
+        </w:rPr>
+        <w:pict>
+          <v:shape id="_x0000_i1060" type="#_x0000_t75" style="width:414.15pt;height:203.35pt">
+            <v:imagedata r:id="rId26" o:title="t4_n4_odd_end"/>
+          </v:shape>
+        </w:pict>
+      </w:r>
+    </w:p>
+    <w:p>
+      <w:pPr>
+        <w:pStyle w:val="a5"/>
+        <w:numPr>
+          <w:ilvl w:val="0"/>
+          <w:numId w:val="2"/>
+        </w:numPr>
+      </w:pPr>
+      <w:r>
+        <w:t>Вывод</w:t>
+      </w:r>
+      <w:r>
+        <w:t xml:space="preserve"> файлов без наличия файлов. </w:t>
+      </w:r>
+    </w:p>
+    <w:p>
+      <w:pPr>
+        <w:pStyle w:val="a5"/>
+        <w:ind w:left="927" w:firstLine="0"/>
+      </w:pPr>
+      <w:r>
+        <w:t>Результат:</w:t>
+      </w:r>
+      <w:r>
+        <w:t xml:space="preserve"> сообщение об отсутствии четного или нечетного</w:t>
+      </w:r>
+      <w:r>
+        <w:t xml:space="preserve"> файлов.</w:t>
+      </w:r>
+    </w:p>
+    <w:p>
+      <w:r>
+        <w:pict>
+          <v:shape id="_x0000_i1125" type="#_x0000_t75" style="width:414.15pt;height:124.4pt">
+            <v:imagedata r:id="rId27" o:title="t4_n4_no_files"/>
+          </v:shape>
+        </w:pict>
+      </w:r>
+    </w:p>
+    <w:p>
+      <w:pPr>
+        <w:pStyle w:val="a5"/>
+        <w:numPr>
+          <w:ilvl w:val="0"/>
+          <w:numId w:val="2"/>
+        </w:numPr>
+      </w:pPr>
+      <w:r>
+        <w:lastRenderedPageBreak/>
+        <w:t>Завершение работы программы. (</w:t>
+      </w:r>
+      <w:r>
+        <w:t>Выбор п</w:t>
+      </w:r>
+      <w:r>
+        <w:t>ункт</w:t>
+      </w:r>
+      <w:r>
+        <w:t>а</w:t>
+      </w:r>
+      <w:r>
+        <w:t xml:space="preserve"> 5)</w:t>
+      </w:r>
+    </w:p>
+    <w:p>
+      <w:r>
+        <w:pict>
+          <v:shape id="_x0000_i1082" type="#_x0000_t75" style="width:405.5pt;height:89.85pt">
+            <v:imagedata r:id="rId28" o:title="t4_n5"/>
+          </v:shape>
+        </w:pict>
+      </w:r>
+    </w:p>
+    <w:p>
+      <w:pPr>
+        <w:pStyle w:val="2"/>
+      </w:pPr>
+    </w:p>
+    <w:p>
+      <w:pPr>
+        <w:pStyle w:val="a5"/>
+      </w:pPr>
+      <w:r>
+        <w:t xml:space="preserve">Запуск сценария с командой </w:t>
+      </w:r>
+      <w:r>
+        <w:rPr>
+          <w:b/>
+          <w:lang w:val="en-US"/>
+        </w:rPr>
+        <w:t>tee</w:t>
+      </w:r>
+      <w:r>
+        <w:t>.</w:t>
+      </w:r>
+    </w:p>
+    <w:p>
+      <w:r>
+        <w:pict>
+          <v:shape id="_x0000_i1223" type="#_x0000_t75" style="width:399.15pt;height:111.15pt">
+            <v:imagedata r:id="rId29" o:title="t5_1_tee"/>
+          </v:shape>
+        </w:pict>
+      </w:r>
+    </w:p>
+    <w:p>
+      <w:pPr>
+        <w:pStyle w:val="a5"/>
+      </w:pPr>
+      <w:r>
+        <w:t xml:space="preserve">Генерация файлов с </w:t>
+      </w:r>
+      <w:r>
+        <w:t>четными номерами</w:t>
+      </w:r>
+      <w:r>
+        <w:t>, начало вывода</w:t>
+      </w:r>
+      <w:r>
+        <w:t>:</w:t>
+      </w:r>
+    </w:p>
+    <w:p>
+      <w:r>
+        <w:pict>
+          <v:shape id="_x0000_i1128" type="#_x0000_t75" style="width:402.6pt;height:153.8pt">
+            <v:imagedata r:id="rId30" o:title="t5_even_start"/>
+          </v:shape>
+        </w:pict>
+      </w:r>
+    </w:p>
+    <w:p>
+      <w:pPr>
+        <w:pStyle w:val="a5"/>
+      </w:pPr>
+      <w:r>
+        <w:t>Конец вывода:</w:t>
+      </w:r>
+    </w:p>
+    <w:p>
+      <w:r>
+        <w:pict>
+          <v:shape id="_x0000_i1129" type="#_x0000_t75" style="width:402.6pt;height:61.05pt">
+            <v:imagedata r:id="rId31" o:title="t5_even_end"/>
+          </v:shape>
+        </w:pict>
+      </w:r>
+    </w:p>
+    <w:p>
+      <w:pPr>
+        <w:pStyle w:val="a5"/>
+      </w:pPr>
+      <w:r>
+        <w:t>Генерация файлов с нечетными номерами</w:t>
+      </w:r>
+      <w:r>
+        <w:t>, начало вывода</w:t>
+      </w:r>
+      <w:r>
+        <w:t>:</w:t>
+      </w:r>
+    </w:p>
+    <w:p>
+      <w:r>
+        <w:pict>
+          <v:shape id="_x0000_i1130" type="#_x0000_t75" style="width:402.6pt;height:131.9pt">
+            <v:imagedata r:id="rId32" o:title="t5_odd_start"/>
+          </v:shape>
+        </w:pict>
+      </w:r>
+    </w:p>
+    <w:p>
+      <w:pPr>
+        <w:pStyle w:val="a5"/>
+      </w:pPr>
+      <w:r>
+        <w:lastRenderedPageBreak/>
+        <w:t>Конец вывода:</w:t>
+      </w:r>
+    </w:p>
+    <w:p>
+      <w:r>
+        <w:pict>
+          <v:shape id="_x0000_i1208" type="#_x0000_t75" style="width:405.5pt;height:63.95pt">
+            <v:imagedata r:id="rId33" o:title="t5_odd_end"/>
+          </v:shape>
+        </w:pict>
+      </w:r>
+    </w:p>
+    <w:p>
+      <w:pPr>
+        <w:pStyle w:val="a5"/>
+      </w:pPr>
+      <w:r>
+        <w:t>Объединение файлов:</w:t>
+      </w:r>
+    </w:p>
+    <w:p>
+      <w:r>
+        <w:pict>
+          <v:shape id="_x0000_i1132" type="#_x0000_t75" style="width:405.5pt;height:106.55pt">
+            <v:imagedata r:id="rId34" o:title="t5_merge"/>
+          </v:shape>
+        </w:pict>
+      </w:r>
+    </w:p>
+    <w:p>
+      <w:pPr>
+        <w:pStyle w:val="a5"/>
+      </w:pPr>
+      <w:r>
+        <w:t xml:space="preserve">Вывод содержимого, </w:t>
+      </w:r>
+      <w:r>
+        <w:t xml:space="preserve">начало </w:t>
+      </w:r>
+      <w:r>
+        <w:t>файл</w:t>
+      </w:r>
+      <w:r>
+        <w:t>а</w:t>
+      </w:r>
+      <w:r>
+        <w:t xml:space="preserve"> </w:t>
+      </w:r>
+      <w:r>
+        <w:rPr>
+          <w:b/>
+          <w:lang w:val="en-US"/>
+        </w:rPr>
+        <w:t>even</w:t>
+      </w:r>
+      <w:r>
+        <w:rPr>
+          <w:b/>
+        </w:rPr>
+        <w:t>.</w:t>
+      </w:r>
+      <w:r>
+        <w:rPr>
+          <w:b/>
+          <w:lang w:val="en-US"/>
+        </w:rPr>
+        <w:t>txt</w:t>
+      </w:r>
+      <w:r>
+        <w:t>:</w:t>
+      </w:r>
+    </w:p>
+    <w:p>
+      <w:r>
+        <w:pict>
+          <v:shape id="_x0000_i1133" type="#_x0000_t75" style="width:405.5pt;height:138.25pt">
+            <v:imagedata r:id="rId35" o:title="t5_even_out"/>
+          </v:shape>
+        </w:pict>
+      </w:r>
+    </w:p>
+    <w:p>
+      <w:pPr>
+        <w:pStyle w:val="a5"/>
+      </w:pPr>
+      <w:r>
+        <w:t>Конец файла:</w:t>
+      </w:r>
+    </w:p>
+    <w:p>
+      <w:r>
+        <w:pict>
+          <v:shape id="_x0000_i1146" type="#_x0000_t75" style="width:405.5pt;height:83.5pt">
+            <v:imagedata r:id="rId24" o:title="t4_n4_even_end" croptop="19373f"/>
+          </v:shape>
+        </w:pict>
+      </w:r>
+    </w:p>
+    <w:p>
+      <w:pPr>
+        <w:pStyle w:val="a5"/>
+      </w:pPr>
+      <w:r>
+        <w:t xml:space="preserve">Вывод содержимого, начало файла </w:t>
+      </w:r>
+      <w:r>
+        <w:rPr>
+          <w:b/>
+          <w:lang w:val="en-US"/>
+        </w:rPr>
+        <w:t>odd</w:t>
+      </w:r>
+      <w:r>
+        <w:rPr>
+          <w:b/>
+        </w:rPr>
+        <w:t>.</w:t>
+      </w:r>
+      <w:r>
+        <w:rPr>
+          <w:b/>
+          <w:lang w:val="en-US"/>
+        </w:rPr>
+        <w:t>txt</w:t>
+      </w:r>
+      <w:r>
+        <w:t>:</w:t>
+      </w:r>
+    </w:p>
+    <w:p>
+      <w:r>
+        <w:pict>
+          <v:shape id="_x0000_i1135" type="#_x0000_t75" style="width:405.5pt;height:59.35pt">
+            <v:imagedata r:id="rId36" o:title="t5_odd_out"/>
+          </v:shape>
+        </w:pict>
+      </w:r>
+    </w:p>
+    <w:p>
+      <w:pPr>
+        <w:pStyle w:val="a5"/>
+      </w:pPr>
+      <w:r>
+        <w:t>Конец файла:</w:t>
+      </w:r>
+    </w:p>
+    <w:p>
+      <w:r>
+        <w:pict>
+          <v:shape id="_x0000_i1137" type="#_x0000_t75" style="width:405.5pt;height:69.7pt">
+            <v:imagedata r:id="rId37" o:title="t5_odd_out_2"/>
+          </v:shape>
+        </w:pict>
+      </w:r>
+    </w:p>
+    <w:p>
+      <w:pPr>
+        <w:pStyle w:val="a5"/>
+      </w:pPr>
+      <w:r>
+        <w:lastRenderedPageBreak/>
+        <w:t xml:space="preserve">Завершение работы программы: </w:t>
+      </w:r>
+    </w:p>
+    <w:p>
+      <w:r>
+        <w:pict>
+          <v:shape id="_x0000_i1150" type="#_x0000_t75" style="width:405.5pt;height:74.9pt">
+            <v:imagedata r:id="rId38" o:title="t5_exit"/>
+          </v:shape>
+        </w:pict>
+      </w:r>
+    </w:p>
+    <w:p>
+      <w:pPr>
+        <w:pStyle w:val="a5"/>
+      </w:pPr>
+      <w:r>
+        <w:t xml:space="preserve">Итог: результаты вывода в консоль и в файл </w:t>
+      </w:r>
+      <w:r>
+        <w:rPr>
+          <w:b/>
+          <w:lang w:val="en-US"/>
+        </w:rPr>
+        <w:t>result</w:t>
+      </w:r>
+      <w:r>
+        <w:rPr>
+          <w:b/>
+        </w:rPr>
+        <w:t>.</w:t>
+      </w:r>
+      <w:r>
+        <w:rPr>
+          <w:b/>
+          <w:lang w:val="en-US"/>
+        </w:rPr>
+        <w:t>txt</w:t>
+      </w:r>
+      <w:r>
+        <w:t xml:space="preserve"> </w:t>
+      </w:r>
+      <w:r>
+        <w:t xml:space="preserve">с помощью утилиты </w:t>
+      </w:r>
+      <w:r>
+        <w:rPr>
+          <w:b/>
+          <w:lang w:val="en-US"/>
+        </w:rPr>
+        <w:t>tee</w:t>
+      </w:r>
+      <w:r>
+        <w:t xml:space="preserve"> сходятся. При этом было обнаружено то, что пользовательский ввод при использовании этой утилиты в файл не записывается</w:t>
+      </w:r>
+      <w:r>
+        <w:t>.</w:t>
+      </w:r>
+    </w:p>
+    <w:p>
+      <w:pPr>
+        <w:pStyle w:val="2"/>
+      </w:pPr>
+    </w:p>
+    <w:p>
+      <w:pPr>
+        <w:pStyle w:val="a5"/>
+        <w:rPr>
+          <w:lang w:val="en-US"/>
+        </w:rPr>
+      </w:pPr>
+      <w:r>
+        <w:t xml:space="preserve">Использование флага </w:t>
+      </w:r>
+      <w:r>
+        <w:rPr>
+          <w:b/>
+          <w:lang w:val="en-US"/>
+        </w:rPr>
+        <w:t>-v</w:t>
+      </w:r>
+      <w:r>
+        <w:rPr>
+          <w:lang w:val="en-US"/>
+        </w:rPr>
+        <w:t>.</w:t>
+      </w:r>
+    </w:p>
+    <w:p>
+      <w:pPr>
+        <w:rPr>
+          <w:lang w:val="en-US"/>
+        </w:rPr>
+      </w:pPr>
+      <w:r>
+        <w:rPr>
+          <w:lang w:val="en-US"/>
+        </w:rPr>
+        <w:pict>
+          <v:shape id="_x0000_i2034" type="#_x0000_t75" style="width:422.8pt;height:195.85pt">
+            <v:imagedata r:id="rId39" o:title="t6_v_1_1_1"/>
+          </v:shape>
+        </w:pict>
+      </w:r>
+    </w:p>
+    <w:p>
+      <w:r>
+        <w:pict>
+          <v:shape id="_x0000_i2033" type="#_x0000_t75" style="width:422.8pt;height:173.4pt">
+            <v:imagedata r:id="rId40" o:title="t6_v_1_1"/>
+          </v:shape>
+        </w:pict>
+      </w:r>
+    </w:p>
+    <w:p>
+      <w:pPr>
+        <w:pStyle w:val="a5"/>
+        <w:rPr>
+          <w:lang w:val="en-US"/>
+        </w:rPr>
+      </w:pPr>
+      <w:r>
+        <w:t xml:space="preserve">Использование </w:t>
+      </w:r>
+      <w:r>
+        <w:t>флага</w:t>
+      </w:r>
+      <w:r>
+        <w:t xml:space="preserve"> </w:t>
+      </w:r>
+      <w:r>
+        <w:rPr>
+          <w:b/>
+          <w:lang w:val="en-US"/>
+        </w:rPr>
+        <w:t>-x</w:t>
+      </w:r>
+      <w:r>
+        <w:rPr>
+          <w:lang w:val="en-US"/>
+        </w:rPr>
+        <w:t>.</w:t>
+      </w:r>
+    </w:p>
+    <w:p>
+      <w:pPr>
+        <w:rPr>
+          <w:lang w:val="en-US"/>
+        </w:rPr>
+      </w:pPr>
+      <w:r>
+        <w:rPr>
+          <w:lang w:val="en-US"/>
+        </w:rPr>
+        <w:lastRenderedPageBreak/>
+        <w:pict>
+          <v:shape id="_x0000_i1190" type="#_x0000_t75" style="width:422.8pt;height:270.15pt">
+            <v:imagedata r:id="rId41" o:title="t6_x"/>
+          </v:shape>
+        </w:pict>
+      </w:r>
+    </w:p>
+    <w:p>
+      <w:pPr>
+        <w:pStyle w:val="a5"/>
+      </w:pPr>
+      <w:r>
+        <w:t>Итог: ф</w:t>
+      </w:r>
+      <w:r>
+        <w:t xml:space="preserve">лаг </w:t>
+      </w:r>
+      <w:r>
+        <w:rPr>
+          <w:b/>
+        </w:rPr>
+        <w:t>-v</w:t>
+      </w:r>
+      <w:r>
+        <w:t xml:space="preserve"> отображает команды </w:t>
+      </w:r>
+      <w:r>
+        <w:rPr>
+          <w:b/>
+          <w:bCs/>
+        </w:rPr>
+        <w:t>в том виде, в котором они записаны в скрипте</w:t>
+      </w:r>
+      <w:r>
+        <w:t xml:space="preserve">, до их выполнения, тогда как </w:t>
+      </w:r>
+      <w:r>
+        <w:rPr>
+          <w:b/>
+        </w:rPr>
+        <w:t>-x</w:t>
+      </w:r>
+      <w:r>
+        <w:t xml:space="preserve"> выводит команды </w:t>
+      </w:r>
+      <w:r>
+        <w:rPr>
+          <w:b/>
+          <w:bCs/>
+        </w:rPr>
+        <w:t>с подставленными значениями переменных</w:t>
+      </w:r>
+      <w:r>
+        <w:t>, показывая их перед выполнением.</w:t>
+      </w:r>
+    </w:p>
+    <w:p>
+      <w:pPr>
+        <w:pStyle w:val="1"/>
+      </w:pPr>
+      <w:r>
+        <w:t>Вывод</w:t>
+      </w:r>
+    </w:p>
+    <w:p>
+      <w:pPr>
+        <w:pStyle w:val="a5"/>
         <w:rPr>
           <w:shd w:val="clear" w:color="auto" w:fill="FFFFFF"/>
         </w:rPr>
       </w:pPr>
       <w:r>
-        <w:t>Разработать сценарий</w:t>
-      </w:r>
-      <w:r>
         <w:rPr>
           <w:shd w:val="clear" w:color="auto" w:fill="FFFFFF"/>
         </w:rPr>
-        <w:t>, который генерирует 100 файлов с именами 1.txt …. 100.txt, в каждый файл записывает подряд 100 чисел N, где N = порядковый номер файла. Затем скрипт должен соединить в один файл все файлы с четными номерами (even.txt) и в другой файл – все файлы с нечетными номерами (odd.txt).</w:t>
-      </w:r>
-    </w:p>
-    <w:p>
-      <w:pPr>
-        <w:pStyle w:val="a5"/>
-      </w:pPr>
-      <w:r>
-        <w:t>Действия оформить в меню: генерация четных файлов, генерация нечетных файлов, объединение файлов, вывод содержимого объединенных файлов.</w:t>
-      </w:r>
+        <w:t>В</w:t>
+      </w:r>
+      <w:r>
+        <w:rPr>
+          <w:shd w:val="clear" w:color="auto" w:fill="FFFFFF"/>
+        </w:rPr>
+        <w:t xml:space="preserve"> ходе выполнения задач</w:t>
+      </w:r>
+      <w:r>
+        <w:rPr>
+          <w:shd w:val="clear" w:color="auto" w:fill="FFFFFF"/>
+        </w:rPr>
+        <w:t>,</w:t>
+      </w:r>
+      <w:r>
+        <w:rPr>
+          <w:shd w:val="clear" w:color="auto" w:fill="FFFFFF"/>
+        </w:rPr>
+        <w:t xml:space="preserve"> мы </w:t>
+      </w:r>
+      <w:r>
+        <w:rPr>
+          <w:shd w:val="clear" w:color="auto" w:fill="FFFFFF"/>
+        </w:rPr>
+        <w:t>научились писать</w:t>
+      </w:r>
+      <w:r>
+        <w:rPr>
+          <w:shd w:val="clear" w:color="auto" w:fill="FFFFFF"/>
+        </w:rPr>
+        <w:t xml:space="preserve"> базовые</w:t>
+      </w:r>
+      <w:r>
+        <w:rPr>
+          <w:shd w:val="clear" w:color="auto" w:fill="FFFFFF"/>
+        </w:rPr>
+        <w:t xml:space="preserve"> сценарии на</w:t>
+      </w:r>
+      <w:r>
+        <w:rPr>
+          <w:shd w:val="clear" w:color="auto" w:fill="FFFFFF"/>
+        </w:rPr>
+        <w:t xml:space="preserve"> командном</w:t>
+      </w:r>
+      <w:r>
+        <w:rPr>
+          <w:shd w:val="clear" w:color="auto" w:fill="FFFFFF"/>
+        </w:rPr>
+        <w:t xml:space="preserve"> языке </w:t>
+      </w:r>
+      <w:r>
+        <w:rPr>
+          <w:shd w:val="clear" w:color="auto" w:fill="FFFFFF"/>
+          <w:lang w:val="en-US"/>
+        </w:rPr>
+        <w:t>Shell</w:t>
+      </w:r>
+      <w:r>
+        <w:rPr>
+          <w:shd w:val="clear" w:color="auto" w:fill="FFFFFF"/>
+        </w:rPr>
+        <w:t xml:space="preserve"> и</w:t>
+      </w:r>
+      <w:r>
+        <w:rPr>
+          <w:shd w:val="clear" w:color="auto" w:fill="FFFFFF"/>
+        </w:rPr>
+        <w:t xml:space="preserve"> </w:t>
+      </w:r>
+      <w:r>
+        <w:rPr>
+          <w:shd w:val="clear" w:color="auto" w:fill="FFFFFF"/>
+        </w:rPr>
+        <w:t>ознакомились</w:t>
+      </w:r>
+      <w:r>
+        <w:rPr>
+          <w:shd w:val="clear" w:color="auto" w:fill="FFFFFF"/>
+        </w:rPr>
+        <w:t xml:space="preserve"> </w:t>
+      </w:r>
+      <w:r>
+        <w:rPr>
+          <w:shd w:val="clear" w:color="auto" w:fill="FFFFFF"/>
+        </w:rPr>
+        <w:t>с</w:t>
+      </w:r>
+      <w:r>
+        <w:rPr>
+          <w:shd w:val="clear" w:color="auto" w:fill="FFFFFF"/>
+        </w:rPr>
+        <w:t xml:space="preserve"> возм</w:t>
+      </w:r>
+      <w:r>
+        <w:rPr>
+          <w:shd w:val="clear" w:color="auto" w:fill="FFFFFF"/>
+        </w:rPr>
+        <w:t>ожностями</w:t>
+      </w:r>
+      <w:r>
+        <w:rPr>
+          <w:shd w:val="clear" w:color="auto" w:fill="FFFFFF"/>
+        </w:rPr>
+        <w:t xml:space="preserve"> этого</w:t>
+      </w:r>
+      <w:r>
+        <w:rPr>
+          <w:shd w:val="clear" w:color="auto" w:fill="FFFFFF"/>
+        </w:rPr>
+        <w:t xml:space="preserve"> командного языка</w:t>
+      </w:r>
+      <w:r>
+        <w:rPr>
+          <w:shd w:val="clear" w:color="auto" w:fill="FFFFFF"/>
+        </w:rPr>
+        <w:t>.</w:t>
+      </w:r>
+      <w:bookmarkStart w:id="1" w:name="_GoBack"/>
+      <w:bookmarkEnd w:id="1"/>
     </w:p>
     <w:sectPr>
       <w:pgSz w:w="11906" w:h="16838"/>
@@ -1882,8 +7298,308 @@
       </w:pPr>
     </w:lvl>
   </w:abstractNum>
+  <w:abstractNum w:abstractNumId="1" w15:restartNumberingAfterBreak="0">
+    <w:nsid w:val="1EB07840"/>
+    <w:multiLevelType w:val="multilevel"/>
+    <w:tmpl w:val="07D609F6"/>
+    <w:lvl w:ilvl="0">
+      <w:start w:val="5"/>
+      <w:numFmt w:val="decimal"/>
+      <w:lvlText w:val="%1."/>
+      <w:lvlJc w:val="left"/>
+      <w:pPr>
+        <w:ind w:left="465" w:hanging="465"/>
+      </w:pPr>
+      <w:rPr>
+        <w:rFonts w:hint="default"/>
+      </w:rPr>
+    </w:lvl>
+    <w:lvl w:ilvl="1">
+      <w:start w:val="1"/>
+      <w:numFmt w:val="decimal"/>
+      <w:lvlText w:val="%1.%2)"/>
+      <w:lvlJc w:val="left"/>
+      <w:pPr>
+        <w:ind w:left="1287" w:hanging="720"/>
+      </w:pPr>
+      <w:rPr>
+        <w:rFonts w:hint="default"/>
+      </w:rPr>
+    </w:lvl>
+    <w:lvl w:ilvl="2">
+      <w:start w:val="1"/>
+      <w:numFmt w:val="decimal"/>
+      <w:lvlText w:val="%1.%2)%3."/>
+      <w:lvlJc w:val="left"/>
+      <w:pPr>
+        <w:ind w:left="1854" w:hanging="720"/>
+      </w:pPr>
+      <w:rPr>
+        <w:rFonts w:hint="default"/>
+      </w:rPr>
+    </w:lvl>
+    <w:lvl w:ilvl="3">
+      <w:start w:val="1"/>
+      <w:numFmt w:val="decimal"/>
+      <w:lvlText w:val="%1.%2)%3.%4."/>
+      <w:lvlJc w:val="left"/>
+      <w:pPr>
+        <w:ind w:left="2781" w:hanging="1080"/>
+      </w:pPr>
+      <w:rPr>
+        <w:rFonts w:hint="default"/>
+      </w:rPr>
+    </w:lvl>
+    <w:lvl w:ilvl="4">
+      <w:start w:val="1"/>
+      <w:numFmt w:val="decimal"/>
+      <w:lvlText w:val="%1.%2)%3.%4.%5."/>
+      <w:lvlJc w:val="left"/>
+      <w:pPr>
+        <w:ind w:left="3348" w:hanging="1080"/>
+      </w:pPr>
+      <w:rPr>
+        <w:rFonts w:hint="default"/>
+      </w:rPr>
+    </w:lvl>
+    <w:lvl w:ilvl="5">
+      <w:start w:val="1"/>
+      <w:numFmt w:val="decimal"/>
+      <w:lvlText w:val="%1.%2)%3.%4.%5.%6."/>
+      <w:lvlJc w:val="left"/>
+      <w:pPr>
+        <w:ind w:left="4275" w:hanging="1440"/>
+      </w:pPr>
+      <w:rPr>
+        <w:rFonts w:hint="default"/>
+      </w:rPr>
+    </w:lvl>
+    <w:lvl w:ilvl="6">
+      <w:start w:val="1"/>
+      <w:numFmt w:val="decimal"/>
+      <w:lvlText w:val="%1.%2)%3.%4.%5.%6.%7."/>
+      <w:lvlJc w:val="left"/>
+      <w:pPr>
+        <w:ind w:left="5202" w:hanging="1800"/>
+      </w:pPr>
+      <w:rPr>
+        <w:rFonts w:hint="default"/>
+      </w:rPr>
+    </w:lvl>
+    <w:lvl w:ilvl="7">
+      <w:start w:val="1"/>
+      <w:numFmt w:val="decimal"/>
+      <w:lvlText w:val="%1.%2)%3.%4.%5.%6.%7.%8."/>
+      <w:lvlJc w:val="left"/>
+      <w:pPr>
+        <w:ind w:left="5769" w:hanging="1800"/>
+      </w:pPr>
+      <w:rPr>
+        <w:rFonts w:hint="default"/>
+      </w:rPr>
+    </w:lvl>
+    <w:lvl w:ilvl="8">
+      <w:start w:val="1"/>
+      <w:numFmt w:val="decimal"/>
+      <w:lvlText w:val="%1.%2)%3.%4.%5.%6.%7.%8.%9."/>
+      <w:lvlJc w:val="left"/>
+      <w:pPr>
+        <w:ind w:left="6696" w:hanging="2160"/>
+      </w:pPr>
+      <w:rPr>
+        <w:rFonts w:hint="default"/>
+      </w:rPr>
+    </w:lvl>
+  </w:abstractNum>
+  <w:abstractNum w:abstractNumId="2" w15:restartNumberingAfterBreak="0">
+    <w:nsid w:val="622C0CC9"/>
+    <w:multiLevelType w:val="hybridMultilevel"/>
+    <w:tmpl w:val="C34A9EBC"/>
+    <w:lvl w:ilvl="0" w:tplc="C024D8E8">
+      <w:start w:val="1"/>
+      <w:numFmt w:val="decimal"/>
+      <w:lvlText w:val="%1)"/>
+      <w:lvlJc w:val="left"/>
+      <w:pPr>
+        <w:ind w:left="927" w:hanging="360"/>
+      </w:pPr>
+      <w:rPr>
+        <w:rFonts w:hint="default"/>
+      </w:rPr>
+    </w:lvl>
+    <w:lvl w:ilvl="1" w:tplc="04190019" w:tentative="1">
+      <w:start w:val="1"/>
+      <w:numFmt w:val="lowerLetter"/>
+      <w:lvlText w:val="%2."/>
+      <w:lvlJc w:val="left"/>
+      <w:pPr>
+        <w:ind w:left="1647" w:hanging="360"/>
+      </w:pPr>
+    </w:lvl>
+    <w:lvl w:ilvl="2" w:tplc="0419001B" w:tentative="1">
+      <w:start w:val="1"/>
+      <w:numFmt w:val="lowerRoman"/>
+      <w:lvlText w:val="%3."/>
+      <w:lvlJc w:val="right"/>
+      <w:pPr>
+        <w:ind w:left="2367" w:hanging="180"/>
+      </w:pPr>
+    </w:lvl>
+    <w:lvl w:ilvl="3" w:tplc="0419000F" w:tentative="1">
+      <w:start w:val="1"/>
+      <w:numFmt w:val="decimal"/>
+      <w:lvlText w:val="%4."/>
+      <w:lvlJc w:val="left"/>
+      <w:pPr>
+        <w:ind w:left="3087" w:hanging="360"/>
+      </w:pPr>
+    </w:lvl>
+    <w:lvl w:ilvl="4" w:tplc="04190019" w:tentative="1">
+      <w:start w:val="1"/>
+      <w:numFmt w:val="lowerLetter"/>
+      <w:lvlText w:val="%5."/>
+      <w:lvlJc w:val="left"/>
+      <w:pPr>
+        <w:ind w:left="3807" w:hanging="360"/>
+      </w:pPr>
+    </w:lvl>
+    <w:lvl w:ilvl="5" w:tplc="0419001B" w:tentative="1">
+      <w:start w:val="1"/>
+      <w:numFmt w:val="lowerRoman"/>
+      <w:lvlText w:val="%6."/>
+      <w:lvlJc w:val="right"/>
+      <w:pPr>
+        <w:ind w:left="4527" w:hanging="180"/>
+      </w:pPr>
+    </w:lvl>
+    <w:lvl w:ilvl="6" w:tplc="0419000F" w:tentative="1">
+      <w:start w:val="1"/>
+      <w:numFmt w:val="decimal"/>
+      <w:lvlText w:val="%7."/>
+      <w:lvlJc w:val="left"/>
+      <w:pPr>
+        <w:ind w:left="5247" w:hanging="360"/>
+      </w:pPr>
+    </w:lvl>
+    <w:lvl w:ilvl="7" w:tplc="04190019" w:tentative="1">
+      <w:start w:val="1"/>
+      <w:numFmt w:val="lowerLetter"/>
+      <w:lvlText w:val="%8."/>
+      <w:lvlJc w:val="left"/>
+      <w:pPr>
+        <w:ind w:left="5967" w:hanging="360"/>
+      </w:pPr>
+    </w:lvl>
+    <w:lvl w:ilvl="8" w:tplc="0419001B" w:tentative="1">
+      <w:start w:val="1"/>
+      <w:numFmt w:val="lowerRoman"/>
+      <w:lvlText w:val="%9."/>
+      <w:lvlJc w:val="right"/>
+      <w:pPr>
+        <w:ind w:left="6687" w:hanging="180"/>
+      </w:pPr>
+    </w:lvl>
+  </w:abstractNum>
+  <w:abstractNum w:abstractNumId="3" w15:restartNumberingAfterBreak="0">
+    <w:nsid w:val="765D17F8"/>
+    <w:multiLevelType w:val="hybridMultilevel"/>
+    <w:tmpl w:val="C34A9EBC"/>
+    <w:lvl w:ilvl="0" w:tplc="C024D8E8">
+      <w:start w:val="1"/>
+      <w:numFmt w:val="decimal"/>
+      <w:lvlText w:val="%1)"/>
+      <w:lvlJc w:val="left"/>
+      <w:pPr>
+        <w:ind w:left="927" w:hanging="360"/>
+      </w:pPr>
+      <w:rPr>
+        <w:rFonts w:hint="default"/>
+      </w:rPr>
+    </w:lvl>
+    <w:lvl w:ilvl="1" w:tplc="04190019" w:tentative="1">
+      <w:start w:val="1"/>
+      <w:numFmt w:val="lowerLetter"/>
+      <w:lvlText w:val="%2."/>
+      <w:lvlJc w:val="left"/>
+      <w:pPr>
+        <w:ind w:left="1647" w:hanging="360"/>
+      </w:pPr>
+    </w:lvl>
+    <w:lvl w:ilvl="2" w:tplc="0419001B" w:tentative="1">
+      <w:start w:val="1"/>
+      <w:numFmt w:val="lowerRoman"/>
+      <w:lvlText w:val="%3."/>
+      <w:lvlJc w:val="right"/>
+      <w:pPr>
+        <w:ind w:left="2367" w:hanging="180"/>
+      </w:pPr>
+    </w:lvl>
+    <w:lvl w:ilvl="3" w:tplc="0419000F" w:tentative="1">
+      <w:start w:val="1"/>
+      <w:numFmt w:val="decimal"/>
+      <w:lvlText w:val="%4."/>
+      <w:lvlJc w:val="left"/>
+      <w:pPr>
+        <w:ind w:left="3087" w:hanging="360"/>
+      </w:pPr>
+    </w:lvl>
+    <w:lvl w:ilvl="4" w:tplc="04190019" w:tentative="1">
+      <w:start w:val="1"/>
+      <w:numFmt w:val="lowerLetter"/>
+      <w:lvlText w:val="%5."/>
+      <w:lvlJc w:val="left"/>
+      <w:pPr>
+        <w:ind w:left="3807" w:hanging="360"/>
+      </w:pPr>
+    </w:lvl>
+    <w:lvl w:ilvl="5" w:tplc="0419001B" w:tentative="1">
+      <w:start w:val="1"/>
+      <w:numFmt w:val="lowerRoman"/>
+      <w:lvlText w:val="%6."/>
+      <w:lvlJc w:val="right"/>
+      <w:pPr>
+        <w:ind w:left="4527" w:hanging="180"/>
+      </w:pPr>
+    </w:lvl>
+    <w:lvl w:ilvl="6" w:tplc="0419000F" w:tentative="1">
+      <w:start w:val="1"/>
+      <w:numFmt w:val="decimal"/>
+      <w:lvlText w:val="%7."/>
+      <w:lvlJc w:val="left"/>
+      <w:pPr>
+        <w:ind w:left="5247" w:hanging="360"/>
+      </w:pPr>
+    </w:lvl>
+    <w:lvl w:ilvl="7" w:tplc="04190019" w:tentative="1">
+      <w:start w:val="1"/>
+      <w:numFmt w:val="lowerLetter"/>
+      <w:lvlText w:val="%8."/>
+      <w:lvlJc w:val="left"/>
+      <w:pPr>
+        <w:ind w:left="5967" w:hanging="360"/>
+      </w:pPr>
+    </w:lvl>
+    <w:lvl w:ilvl="8" w:tplc="0419001B" w:tentative="1">
+      <w:start w:val="1"/>
+      <w:numFmt w:val="lowerRoman"/>
+      <w:lvlText w:val="%9."/>
+      <w:lvlJc w:val="right"/>
+      <w:pPr>
+        <w:ind w:left="6687" w:hanging="180"/>
+      </w:pPr>
+    </w:lvl>
+  </w:abstractNum>
   <w:num w:numId="1">
     <w:abstractNumId w:val="0"/>
+  </w:num>
+  <w:num w:numId="2">
+    <w:abstractNumId w:val="2"/>
+  </w:num>
+  <w:num w:numId="3">
+    <w:abstractNumId w:val="1"/>
+  </w:num>
+  <w:num w:numId="4">
+    <w:abstractNumId w:val="3"/>
   </w:num>
 </w:numbering>
 </file>
@@ -2337,17 +8053,18 @@
     <w:uiPriority w:val="9"/>
     <w:unhideWhenUsed/>
     <w:qFormat/>
-    <w:rsid w:val="00CD5270"/>
+    <w:rsid w:val="00C44FA6"/>
     <w:pPr>
       <w:keepNext/>
       <w:keepLines/>
-      <w:spacing w:before="40" w:after="0"/>
+      <w:spacing w:before="360" w:after="40"/>
       <w:outlineLvl w:val="2"/>
     </w:pPr>
     <w:rPr>
       <w:rFonts w:ascii="Times New Roman" w:eastAsiaTheme="majorEastAsia" w:hAnsi="Times New Roman" w:cs="Times New Roman"/>
       <w:sz w:val="28"/>
       <w:szCs w:val="24"/>
+      <w:lang w:val="en-US"/>
     </w:rPr>
   </w:style>
   <w:style w:type="character" w:default="1" w:styleId="a0">
@@ -2382,11 +8099,12 @@
     <w:basedOn w:val="a0"/>
     <w:link w:val="3"/>
     <w:uiPriority w:val="9"/>
-    <w:rsid w:val="00CD5270"/>
+    <w:rsid w:val="00C44FA6"/>
     <w:rPr>
       <w:rFonts w:ascii="Times New Roman" w:eastAsiaTheme="majorEastAsia" w:hAnsi="Times New Roman" w:cs="Times New Roman"/>
       <w:sz w:val="28"/>
       <w:szCs w:val="24"/>
+      <w:lang w:val="en-US"/>
     </w:rPr>
   </w:style>
   <w:style w:type="table" w:styleId="a3">
@@ -2516,6 +8234,89 @@
       <w:rFonts w:ascii="Times New Roman" w:eastAsiaTheme="majorEastAsia" w:hAnsi="Times New Roman" w:cs="Times New Roman"/>
       <w:sz w:val="28"/>
       <w:szCs w:val="26"/>
+    </w:rPr>
+  </w:style>
+  <w:style w:type="paragraph" w:customStyle="1" w:styleId="a8">
+    <w:name w:val="Код"/>
+    <w:basedOn w:val="a"/>
+    <w:link w:val="a9"/>
+    <w:qFormat/>
+    <w:rsid w:val="00C612B9"/>
+    <w:pPr>
+      <w:spacing w:after="0" w:line="330" w:lineRule="atLeast"/>
+    </w:pPr>
+    <w:rPr>
+      <w:rFonts w:ascii="Consolas" w:eastAsia="Times New Roman" w:hAnsi="Consolas" w:cs="Times New Roman"/>
+      <w:szCs w:val="24"/>
+      <w:lang w:eastAsia="ru-RU"/>
+    </w:rPr>
+  </w:style>
+  <w:style w:type="character" w:customStyle="1" w:styleId="a9">
+    <w:name w:val="Код Знак"/>
+    <w:basedOn w:val="a0"/>
+    <w:link w:val="a8"/>
+    <w:rsid w:val="00C612B9"/>
+    <w:rPr>
+      <w:rFonts w:ascii="Consolas" w:eastAsia="Times New Roman" w:hAnsi="Consolas" w:cs="Times New Roman"/>
+      <w:szCs w:val="24"/>
+      <w:lang w:eastAsia="ru-RU"/>
+    </w:rPr>
+  </w:style>
+  <w:style w:type="paragraph" w:customStyle="1" w:styleId="21">
+    <w:name w:val="Стиль2"/>
+    <w:link w:val="22"/>
+    <w:qFormat/>
+    <w:rsid w:val="00C44FA6"/>
+    <w:pPr>
+      <w:spacing w:after="0" w:line="240" w:lineRule="auto"/>
+      <w:ind w:left="567" w:right="561"/>
+      <w:jc w:val="center"/>
+    </w:pPr>
+    <w:rPr>
+      <w:rFonts w:ascii="Calibri Light" w:eastAsiaTheme="majorEastAsia" w:hAnsi="Calibri Light" w:cs="Arial"/>
+      <w:b/>
+      <w:smallCaps/>
+      <w:sz w:val="40"/>
+      <w:szCs w:val="40"/>
+      <w:lang w:val="en-US"/>
+    </w:rPr>
+  </w:style>
+  <w:style w:type="character" w:customStyle="1" w:styleId="22">
+    <w:name w:val="Стиль2 Знак"/>
+    <w:basedOn w:val="30"/>
+    <w:link w:val="21"/>
+    <w:rsid w:val="00C44FA6"/>
+    <w:rPr>
+      <w:rFonts w:ascii="Calibri Light" w:eastAsiaTheme="majorEastAsia" w:hAnsi="Calibri Light" w:cs="Arial"/>
+      <w:b/>
+      <w:smallCaps/>
+      <w:sz w:val="40"/>
+      <w:szCs w:val="40"/>
+      <w:lang w:val="en-US"/>
+    </w:rPr>
+  </w:style>
+  <w:style w:type="character" w:styleId="HTML">
+    <w:name w:val="HTML Code"/>
+    <w:basedOn w:val="a0"/>
+    <w:uiPriority w:val="99"/>
+    <w:semiHidden/>
+    <w:unhideWhenUsed/>
+    <w:rsid w:val="00F600B5"/>
+    <w:rPr>
+      <w:rFonts w:ascii="Courier New" w:eastAsia="Times New Roman" w:hAnsi="Courier New" w:cs="Courier New"/>
+      <w:sz w:val="20"/>
+      <w:szCs w:val="20"/>
+    </w:rPr>
+  </w:style>
+  <w:style w:type="character" w:styleId="aa">
+    <w:name w:val="Strong"/>
+    <w:basedOn w:val="a0"/>
+    <w:uiPriority w:val="22"/>
+    <w:qFormat/>
+    <w:rsid w:val="00F600B5"/>
+    <w:rPr>
+      <w:b/>
+      <w:bCs/>
     </w:rPr>
   </w:style>
 </w:styles>
@@ -2812,12 +8613,26 @@
     <w:pitch w:val="variable"/>
     <w:sig w:usb0="E4002EFF" w:usb1="C200247B" w:usb2="00000009" w:usb3="00000000" w:csb0="000001FF" w:csb1="00000000"/>
   </w:font>
+  <w:font w:name="Consolas">
+    <w:panose1 w:val="020B0609020204030204"/>
+    <w:charset w:val="CC"/>
+    <w:family w:val="modern"/>
+    <w:pitch w:val="fixed"/>
+    <w:sig w:usb0="E00006FF" w:usb1="0000FCFF" w:usb2="00000001" w:usb3="00000000" w:csb0="0000019F" w:csb1="00000000"/>
+  </w:font>
   <w:font w:name="Arial">
     <w:panose1 w:val="020B0604020202020204"/>
     <w:charset w:val="CC"/>
     <w:family w:val="swiss"/>
     <w:pitch w:val="variable"/>
     <w:sig w:usb0="E0002EFF" w:usb1="C000785B" w:usb2="00000009" w:usb3="00000000" w:csb0="000001FF" w:csb1="00000000"/>
+  </w:font>
+  <w:font w:name="Courier New">
+    <w:panose1 w:val="02070309020205020404"/>
+    <w:charset w:val="CC"/>
+    <w:family w:val="modern"/>
+    <w:pitch w:val="fixed"/>
+    <w:sig w:usb0="E0002EFF" w:usb1="C0007843" w:usb2="00000009" w:usb3="00000000" w:csb0="000001FF" w:csb1="00000000"/>
   </w:font>
 </w:fonts>
 </file>
@@ -2837,8 +8652,10 @@
   </w:compat>
   <w:rsids>
     <w:rsidRoot w:val="009E16F2"/>
+    <w:rsid w:val="001D5C09"/>
     <w:rsid w:val="004D5638"/>
     <w:rsid w:val="006C7299"/>
+    <w:rsid w:val="008825FE"/>
     <w:rsid w:val="009E16F2"/>
     <w:rsid w:val="00BC18E7"/>
   </w:rsids>
